--- a/docs/电脑维修店报修系统部署文档.docx
+++ b/docs/电脑维修店报修系统部署文档.docx
@@ -52,12 +52,6 @@
         <w:gridCol w:w="6526"/>
       </w:tblGrid>
       <w:tr>
-        <w:tblPrEx>
-          <w:tblCellMar>
-            <w:top w:w="0" w:type="dxa"/>
-            <w:bottom w:w="0" w:type="dxa"/>
-          </w:tblCellMar>
-        </w:tblPrEx>
         <w:trPr>
           <w:tblHeader/>
         </w:trPr>
@@ -113,12 +107,6 @@
         </w:tc>
       </w:tr>
       <w:tr>
-        <w:tblPrEx>
-          <w:tblCellMar>
-            <w:top w:w="0" w:type="dxa"/>
-            <w:bottom w:w="0" w:type="dxa"/>
-          </w:tblCellMar>
-        </w:tblPrEx>
         <w:tc>
           <w:tcPr>
             <w:tcW w:w="2500" w:type="dxa"/>
@@ -163,12 +151,6 @@
         </w:tc>
       </w:tr>
       <w:tr>
-        <w:tblPrEx>
-          <w:tblCellMar>
-            <w:top w:w="0" w:type="dxa"/>
-            <w:bottom w:w="0" w:type="dxa"/>
-          </w:tblCellMar>
-        </w:tblPrEx>
         <w:tc>
           <w:tcPr>
             <w:tcW w:w="2500" w:type="dxa"/>
@@ -215,12 +197,6 @@
         </w:tc>
       </w:tr>
       <w:tr>
-        <w:tblPrEx>
-          <w:tblCellMar>
-            <w:top w:w="0" w:type="dxa"/>
-            <w:bottom w:w="0" w:type="dxa"/>
-          </w:tblCellMar>
-        </w:tblPrEx>
         <w:tc>
           <w:tcPr>
             <w:tcW w:w="2500" w:type="dxa"/>
@@ -265,12 +241,6 @@
         </w:tc>
       </w:tr>
       <w:tr>
-        <w:tblPrEx>
-          <w:tblCellMar>
-            <w:top w:w="0" w:type="dxa"/>
-            <w:bottom w:w="0" w:type="dxa"/>
-          </w:tblCellMar>
-        </w:tblPrEx>
         <w:tc>
           <w:tcPr>
             <w:tcW w:w="2500" w:type="dxa"/>
@@ -319,12 +289,6 @@
         </w:tc>
       </w:tr>
       <w:tr>
-        <w:tblPrEx>
-          <w:tblCellMar>
-            <w:top w:w="0" w:type="dxa"/>
-            <w:bottom w:w="0" w:type="dxa"/>
-          </w:tblCellMar>
-        </w:tblPrEx>
         <w:tc>
           <w:tcPr>
             <w:tcW w:w="2500" w:type="dxa"/>
@@ -371,12 +335,6 @@
         </w:tc>
       </w:tr>
       <w:tr>
-        <w:tblPrEx>
-          <w:tblCellMar>
-            <w:top w:w="0" w:type="dxa"/>
-            <w:bottom w:w="0" w:type="dxa"/>
-          </w:tblCellMar>
-        </w:tblPrEx>
         <w:tc>
           <w:tcPr>
             <w:tcW w:w="2500" w:type="dxa"/>
@@ -446,9 +404,36 @@
           <w:sz w:val="32"/>
           <w:szCs w:val="32"/>
         </w:rPr>
-        <w:t>1</w:t>
-      </w:r>
-      <w:proofErr w:type="gramStart"/>
+        <w:t>1. 文档概述</w:t>
+      </w:r>
+    </w:p>
+    <w:p>
+      <w:pPr>
+        <w:rPr>
+          <w:rFonts w:hint="eastAsia"/>
+        </w:rPr>
+      </w:pPr>
+      <w:r>
+        <w:t>本文档详细描述了</w:t>
+      </w:r>
+      <w:r>
+        <w:rPr>
+          <w:rFonts w:hint="eastAsia"/>
+        </w:rPr>
+        <w:t>新泥百电脑</w:t>
+      </w:r>
+      <w:r>
+        <w:t>报修系统的完整部署流程，涵盖服务器环境要求、域名与微信配置、EasyImage 图床初始化、Docker Compose 启动步骤、首次初始化操作、验证清单、常用运维命令、常见问题排查及安全建议。</w:t>
+      </w:r>
+    </w:p>
+    <w:p>
+      <w:pPr>
+        <w:spacing w:before="360"/>
+        <w:outlineLvl w:val="0"/>
+        <w:rPr>
+          <w:rFonts w:hint="eastAsia"/>
+        </w:rPr>
+      </w:pPr>
       <w:r>
         <w:rPr>
           <w:b/>
@@ -456,74 +441,7 @@
           <w:sz w:val="32"/>
           <w:szCs w:val="32"/>
         </w:rPr>
-        <w:t>. 文档</w:t>
-      </w:r>
-      <w:proofErr w:type="gramEnd"/>
-      <w:r>
-        <w:rPr>
-          <w:b/>
-          <w:color w:val="1F4E79"/>
-          <w:sz w:val="32"/>
-          <w:szCs w:val="32"/>
-        </w:rPr>
-        <w:t>概述</w:t>
-      </w:r>
-    </w:p>
-    <w:p>
-      <w:pPr>
-        <w:rPr>
-          <w:rFonts w:hint="eastAsia"/>
-        </w:rPr>
-      </w:pPr>
-      <w:r>
-        <w:t>本文档详细描述了</w:t>
-      </w:r>
-      <w:r>
-        <w:rPr>
-          <w:rFonts w:hint="eastAsia"/>
-        </w:rPr>
-        <w:t>新泥百电脑</w:t>
-      </w:r>
-      <w:r>
-        <w:t>报修系统的完整部署流程，涵盖服务器环境要求、域名与微信配置、EasyImage 图床初始化、Docker Compose 启动步骤、首次初始化操作、验证清单、常用运维命令、常见问题排查及安全建议。</w:t>
-      </w:r>
-    </w:p>
-    <w:p>
-      <w:pPr>
-        <w:spacing w:before="360"/>
-        <w:outlineLvl w:val="0"/>
-        <w:rPr>
-          <w:rFonts w:hint="eastAsia"/>
-        </w:rPr>
-      </w:pPr>
-      <w:r>
-        <w:rPr>
-          <w:b/>
-          <w:color w:val="1F4E79"/>
-          <w:sz w:val="32"/>
-          <w:szCs w:val="32"/>
-        </w:rPr>
-        <w:t>2</w:t>
-      </w:r>
-      <w:proofErr w:type="gramStart"/>
-      <w:r>
-        <w:rPr>
-          <w:b/>
-          <w:color w:val="1F4E79"/>
-          <w:sz w:val="32"/>
-          <w:szCs w:val="32"/>
-        </w:rPr>
-        <w:t>. 服务</w:t>
-      </w:r>
-      <w:proofErr w:type="gramEnd"/>
-      <w:r>
-        <w:rPr>
-          <w:b/>
-          <w:color w:val="1F4E79"/>
-          <w:sz w:val="32"/>
-          <w:szCs w:val="32"/>
-        </w:rPr>
-        <w:t>器环境要求</w:t>
+        <w:t>2. 服务器环境要求</w:t>
       </w:r>
     </w:p>
     <w:p>
@@ -560,12 +478,6 @@
         <w:gridCol w:w="3026"/>
       </w:tblGrid>
       <w:tr>
-        <w:tblPrEx>
-          <w:tblCellMar>
-            <w:top w:w="0" w:type="dxa"/>
-            <w:bottom w:w="0" w:type="dxa"/>
-          </w:tblCellMar>
-        </w:tblPrEx>
         <w:trPr>
           <w:tblHeader/>
         </w:trPr>
@@ -646,12 +558,6 @@
         </w:tc>
       </w:tr>
       <w:tr>
-        <w:tblPrEx>
-          <w:tblCellMar>
-            <w:top w:w="0" w:type="dxa"/>
-            <w:bottom w:w="0" w:type="dxa"/>
-          </w:tblCellMar>
-        </w:tblPrEx>
         <w:tc>
           <w:tcPr>
             <w:tcW w:w="1500" w:type="dxa"/>
@@ -690,33 +596,8 @@
                 <w:sz w:val="21"/>
                 <w:szCs w:val="21"/>
               </w:rPr>
-              <w:t xml:space="preserve">Linux </w:t>
-            </w:r>
-            <w:proofErr w:type="gramStart"/>
-            <w:r>
-              <w:rPr>
-                <w:sz w:val="21"/>
-                <w:szCs w:val="21"/>
-              </w:rPr>
-              <w:t>(Ubuntu 20.04 / CentOS 7+)</w:t>
-            </w:r>
-            <w:proofErr w:type="gramEnd"/>
-            <w:r>
-              <w:rPr>
-                <w:sz w:val="21"/>
-                <w:szCs w:val="21"/>
-              </w:rPr>
-              <w:t xml:space="preserve"> 或 Windows </w:t>
-            </w:r>
-            <w:proofErr w:type="gramStart"/>
-            <w:r>
-              <w:rPr>
-                <w:sz w:val="21"/>
-                <w:szCs w:val="21"/>
-              </w:rPr>
-              <w:t>(需开启 WSL2)</w:t>
-            </w:r>
-            <w:proofErr w:type="gramEnd"/>
+              <w:t>Linux (Ubuntu 20.04 / CentOS 7+) 或 Windows (需开启 WSL2)</w:t>
+            </w:r>
           </w:p>
         </w:tc>
         <w:tc>
@@ -742,12 +623,6 @@
         </w:tc>
       </w:tr>
       <w:tr>
-        <w:tblPrEx>
-          <w:tblCellMar>
-            <w:top w:w="0" w:type="dxa"/>
-            <w:bottom w:w="0" w:type="dxa"/>
-          </w:tblCellMar>
-        </w:tblPrEx>
         <w:tc>
           <w:tcPr>
             <w:tcW w:w="1500" w:type="dxa"/>
@@ -783,7 +658,6 @@
                 <w:rFonts w:hint="eastAsia"/>
               </w:rPr>
             </w:pPr>
-            <w:proofErr w:type="gramStart"/>
             <w:r>
               <w:rPr>
                 <w:sz w:val="21"/>
@@ -791,7 +665,6 @@
               </w:rPr>
               <w:t>1 核</w:t>
             </w:r>
-            <w:proofErr w:type="gramEnd"/>
           </w:p>
         </w:tc>
         <w:tc>
@@ -807,7 +680,6 @@
                 <w:rFonts w:hint="eastAsia"/>
               </w:rPr>
             </w:pPr>
-            <w:proofErr w:type="gramStart"/>
             <w:r>
               <w:rPr>
                 <w:sz w:val="21"/>
@@ -815,17 +687,10 @@
               </w:rPr>
               <w:t>2 核</w:t>
             </w:r>
-            <w:proofErr w:type="gramEnd"/>
           </w:p>
         </w:tc>
       </w:tr>
       <w:tr>
-        <w:tblPrEx>
-          <w:tblCellMar>
-            <w:top w:w="0" w:type="dxa"/>
-            <w:bottom w:w="0" w:type="dxa"/>
-          </w:tblCellMar>
-        </w:tblPrEx>
         <w:tc>
           <w:tcPr>
             <w:tcW w:w="1500" w:type="dxa"/>
@@ -859,7 +724,6 @@
                 <w:rFonts w:hint="eastAsia"/>
               </w:rPr>
             </w:pPr>
-            <w:proofErr w:type="gramStart"/>
             <w:r>
               <w:rPr>
                 <w:sz w:val="21"/>
@@ -867,7 +731,6 @@
               </w:rPr>
               <w:t>2 GB</w:t>
             </w:r>
-            <w:proofErr w:type="gramEnd"/>
           </w:p>
         </w:tc>
         <w:tc>
@@ -882,7 +745,6 @@
                 <w:rFonts w:hint="eastAsia"/>
               </w:rPr>
             </w:pPr>
-            <w:proofErr w:type="gramStart"/>
             <w:r>
               <w:rPr>
                 <w:sz w:val="21"/>
@@ -890,17 +752,10 @@
               </w:rPr>
               <w:t>4 GB</w:t>
             </w:r>
-            <w:proofErr w:type="gramEnd"/>
           </w:p>
         </w:tc>
       </w:tr>
       <w:tr>
-        <w:tblPrEx>
-          <w:tblCellMar>
-            <w:top w:w="0" w:type="dxa"/>
-            <w:bottom w:w="0" w:type="dxa"/>
-          </w:tblCellMar>
-        </w:tblPrEx>
         <w:tc>
           <w:tcPr>
             <w:tcW w:w="1500" w:type="dxa"/>
@@ -936,21 +791,12 @@
                 <w:rFonts w:hint="eastAsia"/>
               </w:rPr>
             </w:pPr>
-            <w:proofErr w:type="gramStart"/>
-            <w:r>
-              <w:rPr>
-                <w:sz w:val="21"/>
-                <w:szCs w:val="21"/>
-              </w:rPr>
-              <w:t xml:space="preserve">20 GB </w:t>
-            </w:r>
-            <w:proofErr w:type="gramEnd"/>
-            <w:r>
-              <w:rPr>
-                <w:sz w:val="21"/>
-                <w:szCs w:val="21"/>
-              </w:rPr>
-              <w:t>可用空间</w:t>
+            <w:r>
+              <w:rPr>
+                <w:sz w:val="21"/>
+                <w:szCs w:val="21"/>
+              </w:rPr>
+              <w:t>20 GB 可用空间</w:t>
             </w:r>
           </w:p>
         </w:tc>
@@ -967,7 +813,6 @@
                 <w:rFonts w:hint="eastAsia"/>
               </w:rPr>
             </w:pPr>
-            <w:proofErr w:type="gramStart"/>
             <w:r>
               <w:rPr>
                 <w:sz w:val="21"/>
@@ -975,17 +820,10 @@
               </w:rPr>
               <w:t>50 GB</w:t>
             </w:r>
-            <w:proofErr w:type="gramEnd"/>
           </w:p>
         </w:tc>
       </w:tr>
       <w:tr>
-        <w:tblPrEx>
-          <w:tblCellMar>
-            <w:top w:w="0" w:type="dxa"/>
-            <w:bottom w:w="0" w:type="dxa"/>
-          </w:tblCellMar>
-        </w:tblPrEx>
         <w:tc>
           <w:tcPr>
             <w:tcW w:w="1500" w:type="dxa"/>
@@ -1051,12 +889,6 @@
         </w:tc>
       </w:tr>
       <w:tr>
-        <w:tblPrEx>
-          <w:tblCellMar>
-            <w:top w:w="0" w:type="dxa"/>
-            <w:bottom w:w="0" w:type="dxa"/>
-          </w:tblCellMar>
-        </w:tblPrEx>
         <w:tc>
           <w:tcPr>
             <w:tcW w:w="1500" w:type="dxa"/>
@@ -1097,23 +929,7 @@
                 <w:sz w:val="21"/>
                 <w:szCs w:val="21"/>
               </w:rPr>
-              <w:t xml:space="preserve">公网 IP </w:t>
-            </w:r>
-            <w:proofErr w:type="gramStart"/>
-            <w:r>
-              <w:rPr>
-                <w:sz w:val="21"/>
-                <w:szCs w:val="21"/>
-              </w:rPr>
-              <w:t>/ 已</w:t>
-            </w:r>
-            <w:proofErr w:type="gramEnd"/>
-            <w:r>
-              <w:rPr>
-                <w:sz w:val="21"/>
-                <w:szCs w:val="21"/>
-              </w:rPr>
-              <w:t>备案域名（用于微信回调）</w:t>
+              <w:t>公网 IP / 已备案域名（用于微信回调）</w:t>
             </w:r>
           </w:p>
         </w:tc>
@@ -1185,27 +1001,7 @@
           <w:szCs w:val="32"/>
         </w:rPr>
         <w:lastRenderedPageBreak/>
-        <w:t>3</w:t>
-      </w:r>
-      <w:proofErr w:type="gramStart"/>
-      <w:r>
-        <w:rPr>
-          <w:b/>
-          <w:color w:val="1F4E79"/>
-          <w:sz w:val="32"/>
-          <w:szCs w:val="32"/>
-        </w:rPr>
-        <w:t>. 部署</w:t>
-      </w:r>
-      <w:proofErr w:type="gramEnd"/>
-      <w:r>
-        <w:rPr>
-          <w:b/>
-          <w:color w:val="1F4E79"/>
-          <w:sz w:val="32"/>
-          <w:szCs w:val="32"/>
-        </w:rPr>
-        <w:t>前置准备</w:t>
+        <w:t>3. 部署前置准备</w:t>
       </w:r>
     </w:p>
     <w:p>
@@ -1216,7 +1012,6 @@
           <w:rFonts w:hint="eastAsia"/>
         </w:rPr>
       </w:pPr>
-      <w:proofErr w:type="gramStart"/>
       <w:r>
         <w:rPr>
           <w:b/>
@@ -1224,17 +1019,7 @@
           <w:sz w:val="28"/>
           <w:szCs w:val="28"/>
         </w:rPr>
-        <w:t>3.1 域名</w:t>
-      </w:r>
-      <w:proofErr w:type="gramEnd"/>
-      <w:r>
-        <w:rPr>
-          <w:b/>
-          <w:color w:val="2F5496"/>
-          <w:sz w:val="28"/>
-          <w:szCs w:val="28"/>
-        </w:rPr>
-        <w:t>与 DNS 解析</w:t>
+        <w:t>3.1 域名与 DNS 解析</w:t>
       </w:r>
     </w:p>
     <w:p>
@@ -1272,12 +1057,6 @@
         <w:gridCol w:w="3026"/>
       </w:tblGrid>
       <w:tr>
-        <w:tblPrEx>
-          <w:tblCellMar>
-            <w:top w:w="0" w:type="dxa"/>
-            <w:bottom w:w="0" w:type="dxa"/>
-          </w:tblCellMar>
-        </w:tblPrEx>
         <w:trPr>
           <w:tblHeader/>
         </w:trPr>
@@ -1383,12 +1162,6 @@
         </w:tc>
       </w:tr>
       <w:tr>
-        <w:tblPrEx>
-          <w:tblCellMar>
-            <w:top w:w="0" w:type="dxa"/>
-            <w:bottom w:w="0" w:type="dxa"/>
-          </w:tblCellMar>
-        </w:tblPrEx>
         <w:tc>
           <w:tcPr>
             <w:tcW w:w="1500" w:type="dxa"/>
@@ -1475,12 +1248,6 @@
         </w:tc>
       </w:tr>
       <w:tr>
-        <w:tblPrEx>
-          <w:tblCellMar>
-            <w:top w:w="0" w:type="dxa"/>
-            <w:bottom w:w="0" w:type="dxa"/>
-          </w:tblCellMar>
-        </w:tblPrEx>
         <w:tc>
           <w:tcPr>
             <w:tcW w:w="1500" w:type="dxa"/>
@@ -1601,7 +1368,6 @@
           <w:lang w:val="en-US"/>
         </w:rPr>
       </w:pPr>
-      <w:proofErr w:type="gramStart"/>
       <w:r>
         <w:rPr>
           <w:lang w:val="en-US"/>
@@ -1609,11 +1375,7 @@
         <w:t xml:space="preserve">• </w:t>
       </w:r>
       <w:r>
-        <w:t>后</w:t>
-      </w:r>
-      <w:proofErr w:type="gramEnd"/>
-      <w:r>
-        <w:t>端</w:t>
+        <w:t>后端</w:t>
       </w:r>
       <w:r>
         <w:rPr>
@@ -1639,13 +1401,8 @@
           <w:rFonts w:hint="eastAsia"/>
         </w:rPr>
       </w:pPr>
-      <w:proofErr w:type="gramStart"/>
-      <w:r>
-        <w:t>• 图</w:t>
-      </w:r>
-      <w:proofErr w:type="gramEnd"/>
-      <w:r>
-        <w:t>床地址：https://img.yourdomain.com</w:t>
+      <w:r>
+        <w:t>• 图床地址：https://img.yourdomain.com</w:t>
       </w:r>
     </w:p>
     <w:p>
@@ -1660,21 +1417,12 @@
           <w:rFonts w:hint="eastAsia"/>
         </w:rPr>
       </w:pPr>
-      <w:proofErr w:type="gramStart"/>
       <w:r>
         <w:rPr>
           <w:sz w:val="21"/>
           <w:szCs w:val="21"/>
         </w:rPr>
-        <w:t>⚠ 如果</w:t>
-      </w:r>
-      <w:proofErr w:type="gramEnd"/>
-      <w:r>
-        <w:rPr>
-          <w:sz w:val="21"/>
-          <w:szCs w:val="21"/>
-        </w:rPr>
-        <w:t>你没有域名或暂未备案，可以先用 IP + 端口访问，但微信模板消息等回调功能必须使用已备案域名。</w:t>
+        <w:t>⚠ 如果你没有域名或暂未备案，可以先用 IP + 端口访问，但微信模板消息等回调功能必须使用已备案域名。</w:t>
       </w:r>
     </w:p>
     <w:p>
@@ -1685,7 +1433,6 @@
           <w:rFonts w:hint="eastAsia"/>
         </w:rPr>
       </w:pPr>
-      <w:proofErr w:type="gramStart"/>
       <w:r>
         <w:rPr>
           <w:b/>
@@ -1693,17 +1440,7 @@
           <w:sz w:val="28"/>
           <w:szCs w:val="28"/>
         </w:rPr>
-        <w:t>3.2 微</w:t>
-      </w:r>
-      <w:proofErr w:type="gramEnd"/>
-      <w:r>
-        <w:rPr>
-          <w:b/>
-          <w:color w:val="2F5496"/>
-          <w:sz w:val="28"/>
-          <w:szCs w:val="28"/>
-        </w:rPr>
-        <w:t>信配置</w:t>
+        <w:t>3.2 微信配置</w:t>
       </w:r>
     </w:p>
     <w:tbl>
@@ -1730,12 +1467,6 @@
         <w:gridCol w:w="4026"/>
       </w:tblGrid>
       <w:tr>
-        <w:tblPrEx>
-          <w:tblCellMar>
-            <w:top w:w="0" w:type="dxa"/>
-            <w:bottom w:w="0" w:type="dxa"/>
-          </w:tblCellMar>
-        </w:tblPrEx>
         <w:trPr>
           <w:tblHeader/>
         </w:trPr>
@@ -1816,12 +1547,6 @@
         </w:tc>
       </w:tr>
       <w:tr>
-        <w:tblPrEx>
-          <w:tblCellMar>
-            <w:top w:w="0" w:type="dxa"/>
-            <w:bottom w:w="0" w:type="dxa"/>
-          </w:tblCellMar>
-        </w:tblPrEx>
         <w:tc>
           <w:tcPr>
             <w:tcW w:w="2500" w:type="dxa"/>
@@ -1881,34 +1606,12 @@
                 <w:sz w:val="21"/>
                 <w:szCs w:val="21"/>
               </w:rPr>
-              <w:t>微信公众</w:t>
-            </w:r>
-            <w:proofErr w:type="gramStart"/>
-            <w:r>
-              <w:rPr>
-                <w:sz w:val="21"/>
-                <w:szCs w:val="21"/>
-              </w:rPr>
-              <w:t xml:space="preserve">平台 → 开发 → </w:t>
-            </w:r>
-            <w:proofErr w:type="gramEnd"/>
-            <w:r>
-              <w:rPr>
-                <w:sz w:val="21"/>
-                <w:szCs w:val="21"/>
-              </w:rPr>
-              <w:t>开发管理</w:t>
+              <w:t>微信公众平台 → 开发 → 开发管理</w:t>
             </w:r>
           </w:p>
         </w:tc>
       </w:tr>
       <w:tr>
-        <w:tblPrEx>
-          <w:tblCellMar>
-            <w:top w:w="0" w:type="dxa"/>
-            <w:bottom w:w="0" w:type="dxa"/>
-          </w:tblCellMar>
-        </w:tblPrEx>
         <w:tc>
           <w:tcPr>
             <w:tcW w:w="2500" w:type="dxa"/>
@@ -1971,34 +1674,12 @@
                 <w:sz w:val="21"/>
                 <w:szCs w:val="21"/>
               </w:rPr>
-              <w:t>微信公众</w:t>
-            </w:r>
-            <w:proofErr w:type="gramStart"/>
-            <w:r>
-              <w:rPr>
-                <w:sz w:val="21"/>
-                <w:szCs w:val="21"/>
-              </w:rPr>
-              <w:t xml:space="preserve">平台 → 开发 → </w:t>
-            </w:r>
-            <w:proofErr w:type="gramEnd"/>
-            <w:r>
-              <w:rPr>
-                <w:sz w:val="21"/>
-                <w:szCs w:val="21"/>
-              </w:rPr>
-              <w:t>开发管理</w:t>
+              <w:t>微信公众平台 → 开发 → 开发管理</w:t>
             </w:r>
           </w:p>
         </w:tc>
       </w:tr>
       <w:tr>
-        <w:tblPrEx>
-          <w:tblCellMar>
-            <w:top w:w="0" w:type="dxa"/>
-            <w:bottom w:w="0" w:type="dxa"/>
-          </w:tblCellMar>
-        </w:tblPrEx>
         <w:tc>
           <w:tcPr>
             <w:tcW w:w="2500" w:type="dxa"/>
@@ -2061,23 +1742,7 @@
                 <w:sz w:val="21"/>
                 <w:szCs w:val="21"/>
               </w:rPr>
-              <w:t>微信公众</w:t>
-            </w:r>
-            <w:proofErr w:type="gramStart"/>
-            <w:r>
-              <w:rPr>
-                <w:sz w:val="21"/>
-                <w:szCs w:val="21"/>
-              </w:rPr>
-              <w:t xml:space="preserve">平台 → 开发 → </w:t>
-            </w:r>
-            <w:proofErr w:type="gramEnd"/>
-            <w:r>
-              <w:rPr>
-                <w:sz w:val="21"/>
-                <w:szCs w:val="21"/>
-              </w:rPr>
-              <w:t>开发设置</w:t>
+              <w:t>微信公众平台 → 开发 → 开发设置</w:t>
             </w:r>
           </w:p>
         </w:tc>
@@ -2113,15 +1778,7 @@
         </w:rPr>
       </w:pPr>
       <w:r>
-        <w:t>1</w:t>
-      </w:r>
-      <w:proofErr w:type="gramStart"/>
-      <w:r>
-        <w:t>. 登录</w:t>
-      </w:r>
-      <w:proofErr w:type="gramEnd"/>
-      <w:r>
-        <w:t>微信公众平台</w:t>
+        <w:t>1. 登录微信公众平台</w:t>
       </w:r>
     </w:p>
     <w:p>
@@ -2133,15 +1790,7 @@
         </w:rPr>
       </w:pPr>
       <w:r>
-        <w:t>2</w:t>
-      </w:r>
-      <w:proofErr w:type="gramStart"/>
-      <w:r>
-        <w:t>. 进入</w:t>
-      </w:r>
-      <w:proofErr w:type="gramEnd"/>
-      <w:r>
-        <w:t>「开发」→「开发管理」→「开发设置」</w:t>
+        <w:t>2. 进入「开发」→「开发管理」→「开发设置」</w:t>
       </w:r>
     </w:p>
     <w:p>
@@ -2153,15 +1802,7 @@
         </w:rPr>
       </w:pPr>
       <w:r>
-        <w:t>3</w:t>
-      </w:r>
-      <w:proofErr w:type="gramStart"/>
-      <w:r>
-        <w:t>. 在</w:t>
-      </w:r>
-      <w:proofErr w:type="gramEnd"/>
-      <w:r>
-        <w:t>「服务器域名」中，将 https://api.yourdomain.com 添加到 request 合法域名</w:t>
+        <w:t>3. 在「服务器域名」中，将 https://api.yourdomain.com 添加到 request 合法域名</w:t>
       </w:r>
     </w:p>
     <w:p>
@@ -2173,15 +1814,7 @@
         </w:rPr>
       </w:pPr>
       <w:r>
-        <w:t>4</w:t>
-      </w:r>
-      <w:proofErr w:type="gramStart"/>
-      <w:r>
-        <w:t>. 在</w:t>
-      </w:r>
-      <w:proofErr w:type="gramEnd"/>
-      <w:r>
-        <w:t>「开发」→「开发管理」→「开发设置」中，记录 AppID 和 AppSecret</w:t>
+        <w:t>4. 在「开发」→「开发管理」→「开发设置」中，记录 AppID 和 AppSecret</w:t>
       </w:r>
     </w:p>
     <w:p>
@@ -2221,23 +1854,7 @@
         </w:rPr>
       </w:pPr>
       <w:r>
-        <w:t>1</w:t>
-      </w:r>
-      <w:proofErr w:type="gramStart"/>
-      <w:r>
-        <w:t xml:space="preserve">. 访问 </w:t>
-      </w:r>
-      <w:proofErr w:type="gramEnd"/>
-      <w:r>
-        <w:t>http://服务器IP:</w:t>
-      </w:r>
-      <w:proofErr w:type="gramStart"/>
-      <w:r>
-        <w:t xml:space="preserve">7999 进入 </w:t>
-      </w:r>
-      <w:proofErr w:type="gramEnd"/>
-      <w:r>
-        <w:t>EasyImage 后台</w:t>
+        <w:t>1. 访问 http://服务器IP:7999 进入 EasyImage 后台</w:t>
       </w:r>
     </w:p>
     <w:p>
@@ -2250,23 +1867,7 @@
       </w:pPr>
       <w:r>
         <w:lastRenderedPageBreak/>
-        <w:t>2</w:t>
-      </w:r>
-      <w:proofErr w:type="gramStart"/>
-      <w:r>
-        <w:t>. 登录</w:t>
-      </w:r>
-      <w:proofErr w:type="gramEnd"/>
-      <w:r>
-        <w:t xml:space="preserve">（默认账号密码：admin </w:t>
-      </w:r>
-      <w:proofErr w:type="gramStart"/>
-      <w:r>
-        <w:t>/ 123456</w:t>
-      </w:r>
-      <w:proofErr w:type="gramEnd"/>
-      <w:r>
-        <w:t>，首次登录请立即修改）</w:t>
+        <w:t>2. 登录（默认账号密码：admin / 123456，首次登录请立即修改）</w:t>
       </w:r>
     </w:p>
     <w:p>
@@ -2278,29 +1879,8 @@
         </w:rPr>
       </w:pPr>
       <w:r>
-        <w:t>3</w:t>
-      </w:r>
-      <w:proofErr w:type="gramStart"/>
-      <w:r>
-        <w:t>. 进入</w:t>
-      </w:r>
-      <w:proofErr w:type="gramEnd"/>
-      <w:r>
-        <w:t>「图床安全」</w:t>
-      </w:r>
-      <w:proofErr w:type="gramStart"/>
-      <w:r>
-        <w:t xml:space="preserve">→ 开启 </w:t>
-      </w:r>
-      <w:proofErr w:type="gramEnd"/>
-      <w:r>
-        <w:t xml:space="preserve">API </w:t>
-      </w:r>
-      <w:proofErr w:type="gramStart"/>
-      <w:r>
-        <w:t>上传 功能</w:t>
-      </w:r>
-      <w:proofErr w:type="gramEnd"/>
+        <w:t>3. 进入「图床安全」→ 开启 API 上传 功能</w:t>
+      </w:r>
     </w:p>
     <w:p>
       <w:pPr>
@@ -2311,23 +1891,7 @@
         </w:rPr>
       </w:pPr>
       <w:r>
-        <w:t>4</w:t>
-      </w:r>
-      <w:proofErr w:type="gramStart"/>
-      <w:r>
-        <w:t>. 进入</w:t>
-      </w:r>
-      <w:proofErr w:type="gramEnd"/>
-      <w:r>
-        <w:t>「API 设置」</w:t>
-      </w:r>
-      <w:proofErr w:type="gramStart"/>
-      <w:r>
-        <w:t>→ 新</w:t>
-      </w:r>
-      <w:proofErr w:type="gramEnd"/>
-      <w:r>
-        <w:t>增 Token，复制生成的 Token 字符串</w:t>
+        <w:t>4. 进入「API 设置」→ 新增 Token，复制生成的 Token 字符串</w:t>
       </w:r>
     </w:p>
     <w:p>
@@ -2339,15 +1903,7 @@
         </w:rPr>
       </w:pPr>
       <w:r>
-        <w:t>5</w:t>
-      </w:r>
-      <w:proofErr w:type="gramStart"/>
-      <w:r>
-        <w:t xml:space="preserve">. 将 </w:t>
-      </w:r>
-      <w:proofErr w:type="gramEnd"/>
-      <w:r>
-        <w:t>Token 填入环境变量 EASYIMAGE_TOKEN 中</w:t>
+        <w:t>5. 将 Token 填入环境变量 EASYIMAGE_TOKEN 中</w:t>
       </w:r>
     </w:p>
     <w:p>
@@ -2385,27 +1941,7 @@
           <w:sz w:val="32"/>
           <w:szCs w:val="32"/>
         </w:rPr>
-        <w:t>4</w:t>
-      </w:r>
-      <w:proofErr w:type="gramStart"/>
-      <w:r>
-        <w:rPr>
-          <w:b/>
-          <w:color w:val="1F4E79"/>
-          <w:sz w:val="32"/>
-          <w:szCs w:val="32"/>
-        </w:rPr>
-        <w:t>. 部署</w:t>
-      </w:r>
-      <w:proofErr w:type="gramEnd"/>
-      <w:r>
-        <w:rPr>
-          <w:b/>
-          <w:color w:val="1F4E79"/>
-          <w:sz w:val="32"/>
-          <w:szCs w:val="32"/>
-        </w:rPr>
-        <w:t>步骤</w:t>
+        <w:t>4. 部署步骤</w:t>
       </w:r>
     </w:p>
     <w:p>
@@ -2416,7 +1952,6 @@
           <w:rFonts w:hint="eastAsia"/>
         </w:rPr>
       </w:pPr>
-      <w:proofErr w:type="gramStart"/>
       <w:r>
         <w:rPr>
           <w:b/>
@@ -2424,17 +1959,7 @@
           <w:sz w:val="28"/>
           <w:szCs w:val="28"/>
         </w:rPr>
-        <w:t>4.1 获取</w:t>
-      </w:r>
-      <w:proofErr w:type="gramEnd"/>
-      <w:r>
-        <w:rPr>
-          <w:b/>
-          <w:color w:val="2F5496"/>
-          <w:sz w:val="28"/>
-          <w:szCs w:val="28"/>
-        </w:rPr>
-        <w:t>项目文件</w:t>
+        <w:t>4.1 获取项目文件</w:t>
       </w:r>
     </w:p>
     <w:p>
@@ -2466,12 +1991,6 @@
         <w:gridCol w:w="9026"/>
       </w:tblGrid>
       <w:tr>
-        <w:tblPrEx>
-          <w:tblCellMar>
-            <w:top w:w="0" w:type="dxa"/>
-            <w:bottom w:w="0" w:type="dxa"/>
-          </w:tblCellMar>
-        </w:tblPrEx>
         <w:tc>
           <w:tcPr>
             <w:tcW w:w="0" w:type="auto"/>
@@ -2490,121 +2009,160 @@
                 <w:rFonts w:hint="eastAsia"/>
               </w:rPr>
             </w:pPr>
-            <w:proofErr w:type="gramStart"/>
-            <w:r>
-              <w:rPr>
-                <w:rFonts w:ascii="Consolas" w:eastAsia="Consolas" w:hAnsi="Consolas"/>
-                <w:sz w:val="20"/>
-                <w:szCs w:val="20"/>
-              </w:rPr>
-              <w:t># 方式</w:t>
-            </w:r>
-            <w:proofErr w:type="gramEnd"/>
-            <w:r>
-              <w:rPr>
-                <w:rFonts w:ascii="Consolas" w:eastAsia="Consolas" w:hAnsi="Consolas"/>
-                <w:sz w:val="20"/>
-                <w:szCs w:val="20"/>
-              </w:rPr>
-              <w:t>一：使用 Git 克隆（推荐）</w:t>
-            </w:r>
-          </w:p>
-          <w:p>
-            <w:pPr>
-              <w:spacing w:after="0" w:line="240" w:lineRule="auto"/>
-              <w:rPr>
-                <w:rFonts w:hint="eastAsia"/>
-              </w:rPr>
-            </w:pPr>
-            <w:r>
-              <w:rPr>
-                <w:rFonts w:ascii="Consolas" w:eastAsia="Consolas" w:hAnsi="Consolas"/>
-                <w:sz w:val="20"/>
-                <w:szCs w:val="20"/>
-              </w:rPr>
-              <w:t>git clone [你的Git仓库地址]</w:t>
-            </w:r>
-          </w:p>
-          <w:p>
-            <w:pPr>
-              <w:spacing w:after="0" w:line="240" w:lineRule="auto"/>
-              <w:rPr>
-                <w:rFonts w:hint="eastAsia"/>
-              </w:rPr>
-            </w:pPr>
-            <w:r>
-              <w:rPr>
-                <w:rFonts w:ascii="Consolas" w:eastAsia="Consolas" w:hAnsi="Consolas"/>
-                <w:sz w:val="20"/>
-                <w:szCs w:val="20"/>
-              </w:rPr>
-              <w:t>cd [项目目录]</w:t>
-            </w:r>
-          </w:p>
-          <w:p>
-            <w:pPr>
-              <w:spacing w:after="0" w:line="240" w:lineRule="auto"/>
-              <w:rPr>
-                <w:rFonts w:hint="eastAsia"/>
-              </w:rPr>
-            </w:pPr>
-          </w:p>
-          <w:p>
-            <w:pPr>
-              <w:spacing w:after="0" w:line="240" w:lineRule="auto"/>
-              <w:rPr>
-                <w:rFonts w:hint="eastAsia"/>
-              </w:rPr>
-            </w:pPr>
-            <w:proofErr w:type="gramStart"/>
-            <w:r>
-              <w:rPr>
-                <w:rFonts w:ascii="Consolas" w:eastAsia="Consolas" w:hAnsi="Consolas"/>
-                <w:sz w:val="20"/>
-                <w:szCs w:val="20"/>
-              </w:rPr>
-              <w:t># 方式</w:t>
-            </w:r>
-            <w:proofErr w:type="gramEnd"/>
-            <w:r>
-              <w:rPr>
-                <w:rFonts w:ascii="Consolas" w:eastAsia="Consolas" w:hAnsi="Consolas"/>
-                <w:sz w:val="20"/>
-                <w:szCs w:val="20"/>
-              </w:rPr>
-              <w:t>二：解压压缩包</w:t>
-            </w:r>
-          </w:p>
-          <w:p>
-            <w:pPr>
-              <w:spacing w:after="0" w:line="240" w:lineRule="auto"/>
-              <w:rPr>
-                <w:rFonts w:hint="eastAsia"/>
-              </w:rPr>
-            </w:pPr>
-            <w:r>
-              <w:rPr>
-                <w:rFonts w:ascii="Consolas" w:eastAsia="Consolas" w:hAnsi="Consolas"/>
-                <w:sz w:val="20"/>
-                <w:szCs w:val="20"/>
-              </w:rPr>
-              <w:t>unzip [项目名].zip -d [项目目录]</w:t>
-            </w:r>
-          </w:p>
-          <w:p>
-            <w:pPr>
-              <w:spacing w:after="0" w:line="240" w:lineRule="auto"/>
-              <w:rPr>
-                <w:rFonts w:hint="eastAsia"/>
-              </w:rPr>
-            </w:pPr>
-            <w:r>
-              <w:rPr>
-                <w:rFonts w:ascii="Consolas" w:eastAsia="Consolas" w:hAnsi="Consolas"/>
-                <w:sz w:val="20"/>
-                <w:szCs w:val="20"/>
-              </w:rPr>
-              <w:t>cd [项目目录]</w:t>
+            <w:r>
+              <w:rPr>
+                <w:rFonts w:ascii="Consolas" w:eastAsia="Consolas" w:hAnsi="Consolas"/>
+                <w:sz w:val="20"/>
+                <w:szCs w:val="20"/>
+              </w:rPr>
+              <w:t># 方式一：使用 Git 克隆（推荐）</w:t>
+            </w:r>
+          </w:p>
+          <w:p>
+            <w:pPr>
+              <w:spacing w:after="0" w:line="240" w:lineRule="auto"/>
+              <w:rPr>
+                <w:rFonts w:hint="eastAsia"/>
+                <w:lang w:val="en-US"/>
+              </w:rPr>
+            </w:pPr>
+            <w:r>
+              <w:rPr>
+                <w:rFonts w:ascii="Consolas" w:eastAsia="Consolas" w:hAnsi="Consolas"/>
+                <w:sz w:val="20"/>
+                <w:szCs w:val="20"/>
+                <w:lang w:val="en-US"/>
+              </w:rPr>
+              <w:t xml:space="preserve">git clone </w:t>
+            </w:r>
+            <w:r>
+              <w:rPr>
+                <w:rFonts w:ascii="Consolas" w:eastAsia="Consolas" w:hAnsi="Consolas"/>
+                <w:sz w:val="20"/>
+                <w:szCs w:val="20"/>
+                <w:lang w:val="en-US"/>
+              </w:rPr>
+              <w:t>https://github.com/Clover1218/XinNiRepair</w:t>
+            </w:r>
+          </w:p>
+          <w:p>
+            <w:pPr>
+              <w:spacing w:after="0" w:line="240" w:lineRule="auto"/>
+              <w:rPr>
+                <w:rFonts w:eastAsiaTheme="minorEastAsia"/>
+                <w:lang w:val="en-US"/>
+              </w:rPr>
+            </w:pPr>
+            <w:r>
+              <w:rPr>
+                <w:rFonts w:ascii="Consolas" w:eastAsia="Consolas" w:hAnsi="Consolas"/>
+                <w:sz w:val="20"/>
+                <w:szCs w:val="20"/>
+              </w:rPr>
+              <w:t xml:space="preserve">cd </w:t>
+            </w:r>
+            <w:r>
+              <w:rPr>
+                <w:rFonts w:ascii="Consolas" w:eastAsia="Consolas" w:hAnsi="Consolas"/>
+                <w:sz w:val="20"/>
+                <w:szCs w:val="20"/>
+                <w:lang w:val="en-US"/>
+              </w:rPr>
+              <w:t>XinNiRepair</w:t>
+            </w:r>
+          </w:p>
+          <w:p>
+            <w:pPr>
+              <w:spacing w:after="0" w:line="240" w:lineRule="auto"/>
+              <w:rPr>
+                <w:rFonts w:hint="eastAsia"/>
+              </w:rPr>
+            </w:pPr>
+          </w:p>
+          <w:p>
+            <w:pPr>
+              <w:spacing w:after="0" w:line="240" w:lineRule="auto"/>
+              <w:rPr>
+                <w:rFonts w:hint="eastAsia"/>
+              </w:rPr>
+            </w:pPr>
+            <w:r>
+              <w:rPr>
+                <w:rFonts w:ascii="Consolas" w:eastAsia="Consolas" w:hAnsi="Consolas"/>
+                <w:sz w:val="20"/>
+                <w:szCs w:val="20"/>
+              </w:rPr>
+              <w:t># 方式二：解压压缩包</w:t>
+            </w:r>
+          </w:p>
+          <w:p>
+            <w:pPr>
+              <w:spacing w:after="0" w:line="240" w:lineRule="auto"/>
+              <w:rPr>
+                <w:rFonts w:hint="eastAsia"/>
+                <w:lang w:val="en-US"/>
+              </w:rPr>
+            </w:pPr>
+            <w:r>
+              <w:rPr>
+                <w:rFonts w:ascii="Consolas" w:eastAsia="Consolas" w:hAnsi="Consolas"/>
+                <w:sz w:val="20"/>
+                <w:szCs w:val="20"/>
+                <w:lang w:val="en-US"/>
+              </w:rPr>
+              <w:t xml:space="preserve">unzip </w:t>
+            </w:r>
+            <w:r>
+              <w:rPr>
+                <w:rFonts w:ascii="Consolas" w:eastAsia="Consolas" w:hAnsi="Consolas"/>
+                <w:sz w:val="20"/>
+                <w:szCs w:val="20"/>
+                <w:lang w:val="en-US"/>
+              </w:rPr>
+              <w:t>XinNiRepair</w:t>
+            </w:r>
+            <w:r>
+              <w:rPr>
+                <w:rFonts w:ascii="Consolas" w:eastAsia="Consolas" w:hAnsi="Consolas"/>
+                <w:sz w:val="20"/>
+                <w:szCs w:val="20"/>
+                <w:lang w:val="en-US"/>
+              </w:rPr>
+              <w:t xml:space="preserve">.zip -d </w:t>
+            </w:r>
+            <w:r>
+              <w:rPr>
+                <w:rFonts w:ascii="Consolas" w:eastAsia="Consolas" w:hAnsi="Consolas"/>
+                <w:sz w:val="20"/>
+                <w:szCs w:val="20"/>
+                <w:lang w:val="en-US"/>
+              </w:rPr>
+              <w:t>XinNiRepair</w:t>
+            </w:r>
+          </w:p>
+          <w:p>
+            <w:pPr>
+              <w:spacing w:after="0" w:line="240" w:lineRule="auto"/>
+              <w:rPr>
+                <w:rFonts w:hint="eastAsia"/>
+              </w:rPr>
+            </w:pPr>
+            <w:r>
+              <w:rPr>
+                <w:rFonts w:ascii="Consolas" w:eastAsia="Consolas" w:hAnsi="Consolas"/>
+                <w:sz w:val="20"/>
+                <w:szCs w:val="20"/>
+              </w:rPr>
+              <w:t xml:space="preserve">cd </w:t>
+            </w:r>
+            <w:r>
+              <w:rPr>
+                <w:rFonts w:ascii="Consolas" w:eastAsia="Consolas" w:hAnsi="Consolas"/>
+                <w:sz w:val="20"/>
+                <w:szCs w:val="20"/>
+                <w:lang w:val="en-US"/>
+              </w:rPr>
+              <w:t>XinNiRepair</w:t>
             </w:r>
           </w:p>
         </w:tc>
@@ -2626,7 +2184,6 @@
           <w:rFonts w:hint="eastAsia"/>
         </w:rPr>
       </w:pPr>
-      <w:proofErr w:type="gramStart"/>
       <w:r>
         <w:rPr>
           <w:b/>
@@ -2634,35 +2191,17 @@
           <w:sz w:val="28"/>
           <w:szCs w:val="28"/>
         </w:rPr>
-        <w:t>4.2 配置</w:t>
-      </w:r>
-      <w:proofErr w:type="gramEnd"/>
-      <w:r>
-        <w:rPr>
-          <w:b/>
-          <w:color w:val="2F5496"/>
-          <w:sz w:val="28"/>
-          <w:szCs w:val="28"/>
-        </w:rPr>
-        <w:t>环境变量</w:t>
-      </w:r>
-    </w:p>
-    <w:p>
-      <w:pPr>
-        <w:rPr>
-          <w:rFonts w:hint="eastAsia"/>
-        </w:rPr>
-      </w:pPr>
-      <w:r>
-        <w:t>在项目根目录下，</w:t>
-      </w:r>
-      <w:proofErr w:type="gramStart"/>
-      <w:r>
-        <w:t>创建 .</w:t>
-      </w:r>
-      <w:proofErr w:type="gramEnd"/>
-      <w:r>
-        <w:t>env 文件：</w:t>
+        <w:t>4.2 配置环境变量</w:t>
+      </w:r>
+    </w:p>
+    <w:p>
+      <w:pPr>
+        <w:rPr>
+          <w:rFonts w:hint="eastAsia"/>
+        </w:rPr>
+      </w:pPr>
+      <w:r>
+        <w:t>在项目根目录下，创建 .env 文件：</w:t>
       </w:r>
     </w:p>
     <w:tbl>
@@ -2684,12 +2223,6 @@
         <w:gridCol w:w="9026"/>
       </w:tblGrid>
       <w:tr>
-        <w:tblPrEx>
-          <w:tblCellMar>
-            <w:top w:w="0" w:type="dxa"/>
-            <w:bottom w:w="0" w:type="dxa"/>
-          </w:tblCellMar>
-        </w:tblPrEx>
         <w:tc>
           <w:tcPr>
             <w:tcW w:w="0" w:type="auto"/>
@@ -2735,15 +2268,7 @@
         </w:rPr>
       </w:pPr>
       <w:r>
-        <w:t>然后</w:t>
-      </w:r>
-      <w:proofErr w:type="gramStart"/>
-      <w:r>
-        <w:t>编辑 .</w:t>
-      </w:r>
-      <w:proofErr w:type="gramEnd"/>
-      <w:r>
-        <w:t>env 文件，填入真实配置：</w:t>
+        <w:t>然后编辑 .env 文件，填入真实配置：</w:t>
       </w:r>
     </w:p>
     <w:tbl>
@@ -2765,12 +2290,6 @@
         <w:gridCol w:w="9026"/>
       </w:tblGrid>
       <w:tr>
-        <w:tblPrEx>
-          <w:tblCellMar>
-            <w:top w:w="0" w:type="dxa"/>
-            <w:bottom w:w="0" w:type="dxa"/>
-          </w:tblCellMar>
-        </w:tblPrEx>
         <w:tc>
           <w:tcPr>
             <w:tcW w:w="0" w:type="auto"/>
@@ -2846,12 +2365,6 @@
         <w:gridCol w:w="3526"/>
       </w:tblGrid>
       <w:tr>
-        <w:tblPrEx>
-          <w:tblCellMar>
-            <w:top w:w="0" w:type="dxa"/>
-            <w:bottom w:w="0" w:type="dxa"/>
-          </w:tblCellMar>
-        </w:tblPrEx>
         <w:trPr>
           <w:tblHeader/>
         </w:trPr>
@@ -2932,12 +2445,6 @@
         </w:tc>
       </w:tr>
       <w:tr>
-        <w:tblPrEx>
-          <w:tblCellMar>
-            <w:top w:w="0" w:type="dxa"/>
-            <w:bottom w:w="0" w:type="dxa"/>
-          </w:tblCellMar>
-        </w:tblPrEx>
         <w:tc>
           <w:tcPr>
             <w:tcW w:w="2500" w:type="dxa"/>
@@ -3003,12 +2510,6 @@
         </w:tc>
       </w:tr>
       <w:tr>
-        <w:tblPrEx>
-          <w:tblCellMar>
-            <w:top w:w="0" w:type="dxa"/>
-            <w:bottom w:w="0" w:type="dxa"/>
-          </w:tblCellMar>
-        </w:tblPrEx>
         <w:tc>
           <w:tcPr>
             <w:tcW w:w="2500" w:type="dxa"/>
@@ -3066,32 +2567,17 @@
                 <w:rFonts w:hint="eastAsia"/>
               </w:rPr>
             </w:pPr>
-            <w:proofErr w:type="gramStart"/>
-            <w:r>
-              <w:rPr>
-                <w:sz w:val="21"/>
-                <w:szCs w:val="21"/>
-              </w:rPr>
-              <w:t>⚠ 请</w:t>
-            </w:r>
-            <w:proofErr w:type="gramEnd"/>
-            <w:r>
-              <w:rPr>
-                <w:sz w:val="21"/>
-                <w:szCs w:val="21"/>
-              </w:rPr>
-              <w:t>使用强密码</w:t>
+            <w:r>
+              <w:rPr>
+                <w:sz w:val="21"/>
+                <w:szCs w:val="21"/>
+              </w:rPr>
+              <w:t>⚠ 请使用强密码</w:t>
             </w:r>
           </w:p>
         </w:tc>
       </w:tr>
       <w:tr>
-        <w:tblPrEx>
-          <w:tblCellMar>
-            <w:top w:w="0" w:type="dxa"/>
-            <w:bottom w:w="0" w:type="dxa"/>
-          </w:tblCellMar>
-        </w:tblPrEx>
         <w:tc>
           <w:tcPr>
             <w:tcW w:w="2500" w:type="dxa"/>
@@ -3157,12 +2643,6 @@
         </w:tc>
       </w:tr>
       <w:tr>
-        <w:tblPrEx>
-          <w:tblCellMar>
-            <w:top w:w="0" w:type="dxa"/>
-            <w:bottom w:w="0" w:type="dxa"/>
-          </w:tblCellMar>
-        </w:tblPrEx>
         <w:tc>
           <w:tcPr>
             <w:tcW w:w="2500" w:type="dxa"/>
@@ -3232,12 +2712,6 @@
         </w:tc>
       </w:tr>
       <w:tr>
-        <w:tblPrEx>
-          <w:tblCellMar>
-            <w:top w:w="0" w:type="dxa"/>
-            <w:bottom w:w="0" w:type="dxa"/>
-          </w:tblCellMar>
-        </w:tblPrEx>
         <w:tc>
           <w:tcPr>
             <w:tcW w:w="2500" w:type="dxa"/>
@@ -3320,12 +2794,6 @@
         </w:tc>
       </w:tr>
       <w:tr>
-        <w:tblPrEx>
-          <w:tblCellMar>
-            <w:top w:w="0" w:type="dxa"/>
-            <w:bottom w:w="0" w:type="dxa"/>
-          </w:tblCellMar>
-        </w:tblPrEx>
         <w:tc>
           <w:tcPr>
             <w:tcW w:w="2500" w:type="dxa"/>
@@ -3402,12 +2870,6 @@
         </w:tc>
       </w:tr>
       <w:tr>
-        <w:tblPrEx>
-          <w:tblCellMar>
-            <w:top w:w="0" w:type="dxa"/>
-            <w:bottom w:w="0" w:type="dxa"/>
-          </w:tblCellMar>
-        </w:tblPrEx>
         <w:tc>
           <w:tcPr>
             <w:tcW w:w="2500" w:type="dxa"/>
@@ -3473,12 +2935,6 @@
         </w:tc>
       </w:tr>
       <w:tr>
-        <w:tblPrEx>
-          <w:tblCellMar>
-            <w:top w:w="0" w:type="dxa"/>
-            <w:bottom w:w="0" w:type="dxa"/>
-          </w:tblCellMar>
-        </w:tblPrEx>
         <w:tc>
           <w:tcPr>
             <w:tcW w:w="2500" w:type="dxa"/>
@@ -3547,12 +3003,6 @@
         </w:tc>
       </w:tr>
       <w:tr>
-        <w:tblPrEx>
-          <w:tblCellMar>
-            <w:top w:w="0" w:type="dxa"/>
-            <w:bottom w:w="0" w:type="dxa"/>
-          </w:tblCellMar>
-        </w:tblPrEx>
         <w:tc>
           <w:tcPr>
             <w:tcW w:w="2500" w:type="dxa"/>
@@ -3634,7 +3084,6 @@
           <w:rFonts w:hint="eastAsia"/>
         </w:rPr>
       </w:pPr>
-      <w:proofErr w:type="gramStart"/>
       <w:r>
         <w:rPr>
           <w:b/>
@@ -3642,17 +3091,7 @@
           <w:sz w:val="28"/>
           <w:szCs w:val="28"/>
         </w:rPr>
-        <w:t>4.3 启动</w:t>
-      </w:r>
-      <w:proofErr w:type="gramEnd"/>
-      <w:r>
-        <w:rPr>
-          <w:b/>
-          <w:color w:val="2F5496"/>
-          <w:sz w:val="28"/>
-          <w:szCs w:val="28"/>
-        </w:rPr>
-        <w:t>服务</w:t>
+        <w:t>4.3 启动服务</w:t>
       </w:r>
     </w:p>
     <w:tbl>
@@ -3674,12 +3113,6 @@
         <w:gridCol w:w="9026"/>
       </w:tblGrid>
       <w:tr>
-        <w:tblPrEx>
-          <w:tblCellMar>
-            <w:top w:w="0" w:type="dxa"/>
-            <w:bottom w:w="0" w:type="dxa"/>
-          </w:tblCellMar>
-        </w:tblPrEx>
         <w:tc>
           <w:tcPr>
             <w:tcW w:w="0" w:type="auto"/>
@@ -3698,23 +3131,13 @@
                 <w:rFonts w:hint="eastAsia"/>
               </w:rPr>
             </w:pPr>
-            <w:proofErr w:type="gramStart"/>
-            <w:r>
-              <w:rPr>
-                <w:rFonts w:ascii="Consolas" w:eastAsia="Consolas" w:hAnsi="Consolas"/>
-                <w:sz w:val="20"/>
-                <w:szCs w:val="20"/>
-              </w:rPr>
-              <w:t># 首次</w:t>
-            </w:r>
-            <w:proofErr w:type="gramEnd"/>
-            <w:r>
-              <w:rPr>
-                <w:rFonts w:ascii="Consolas" w:eastAsia="Consolas" w:hAnsi="Consolas"/>
-                <w:sz w:val="20"/>
-                <w:szCs w:val="20"/>
-              </w:rPr>
-              <w:t>启动（自动构建镜像并后台运行）</w:t>
+            <w:r>
+              <w:rPr>
+                <w:rFonts w:ascii="Consolas" w:eastAsia="Consolas" w:hAnsi="Consolas"/>
+                <w:sz w:val="20"/>
+                <w:szCs w:val="20"/>
+              </w:rPr>
+              <w:t># 首次启动（自动构建镜像并后台运行）</w:t>
             </w:r>
           </w:p>
           <w:p>
@@ -3748,23 +3171,13 @@
                 <w:rFonts w:hint="eastAsia"/>
               </w:rPr>
             </w:pPr>
-            <w:proofErr w:type="gramStart"/>
-            <w:r>
-              <w:rPr>
-                <w:rFonts w:ascii="Consolas" w:eastAsia="Consolas" w:hAnsi="Consolas"/>
-                <w:sz w:val="20"/>
-                <w:szCs w:val="20"/>
-              </w:rPr>
-              <w:t># 查看</w:t>
-            </w:r>
-            <w:proofErr w:type="gramEnd"/>
-            <w:r>
-              <w:rPr>
-                <w:rFonts w:ascii="Consolas" w:eastAsia="Consolas" w:hAnsi="Consolas"/>
-                <w:sz w:val="20"/>
-                <w:szCs w:val="20"/>
-              </w:rPr>
-              <w:t>启动日志（确认无报错）</w:t>
+            <w:r>
+              <w:rPr>
+                <w:rFonts w:ascii="Consolas" w:eastAsia="Consolas" w:hAnsi="Consolas"/>
+                <w:sz w:val="20"/>
+                <w:szCs w:val="20"/>
+              </w:rPr>
+              <w:t># 查看启动日志（确认无报错）</w:t>
             </w:r>
           </w:p>
           <w:p>
@@ -3823,12 +3236,6 @@
         <w:gridCol w:w="9026"/>
       </w:tblGrid>
       <w:tr>
-        <w:tblPrEx>
-          <w:tblCellMar>
-            <w:top w:w="0" w:type="dxa"/>
-            <w:bottom w:w="0" w:type="dxa"/>
-          </w:tblCellMar>
-        </w:tblPrEx>
         <w:tc>
           <w:tcPr>
             <w:tcW w:w="0" w:type="auto"/>
@@ -3855,19 +3262,17 @@
                 <w:szCs w:val="20"/>
                 <w:lang w:val="en-US"/>
               </w:rPr>
-              <w:t xml:space="preserve">backend    </w:t>
-            </w:r>
-            <w:proofErr w:type="gramStart"/>
-            <w:r>
-              <w:rPr>
-                <w:rFonts w:ascii="Consolas" w:eastAsia="Consolas" w:hAnsi="Consolas"/>
-                <w:sz w:val="20"/>
-                <w:szCs w:val="20"/>
+              <w:t>backend    | [GIN] Listening and serving HTTP on :8080</w:t>
+            </w:r>
+          </w:p>
+          <w:p>
+            <w:pPr>
+              <w:spacing w:after="0" w:line="240" w:lineRule="auto"/>
+              <w:rPr>
+                <w:rFonts w:hint="eastAsia"/>
                 <w:lang w:val="en-US"/>
               </w:rPr>
-              <w:t>| [</w:t>
-            </w:r>
-            <w:proofErr w:type="gramEnd"/>
+            </w:pPr>
             <w:r>
               <w:rPr>
                 <w:rFonts w:ascii="Consolas" w:eastAsia="Consolas" w:hAnsi="Consolas"/>
@@ -3875,7 +3280,7 @@
                 <w:szCs w:val="20"/>
                 <w:lang w:val="en-US"/>
               </w:rPr>
-              <w:t>GIN] Listening and serving HTTP on :8080</w:t>
+              <w:t>postgres   | LOG:  database system is ready to accept connections</w:t>
             </w:r>
           </w:p>
           <w:p>
@@ -3886,7 +3291,6 @@
                 <w:lang w:val="en-US"/>
               </w:rPr>
             </w:pPr>
-            <w:proofErr w:type="gramStart"/>
             <w:r>
               <w:rPr>
                 <w:rFonts w:ascii="Consolas" w:eastAsia="Consolas" w:hAnsi="Consolas"/>
@@ -3894,46 +3298,7 @@
                 <w:szCs w:val="20"/>
                 <w:lang w:val="en-US"/>
               </w:rPr>
-              <w:t xml:space="preserve">postgres   | </w:t>
-            </w:r>
-            <w:proofErr w:type="gramEnd"/>
-            <w:r>
-              <w:rPr>
-                <w:rFonts w:ascii="Consolas" w:eastAsia="Consolas" w:hAnsi="Consolas"/>
-                <w:sz w:val="20"/>
-                <w:szCs w:val="20"/>
-                <w:lang w:val="en-US"/>
-              </w:rPr>
-              <w:t>LOG:  database system is ready to accept connections</w:t>
-            </w:r>
-          </w:p>
-          <w:p>
-            <w:pPr>
-              <w:spacing w:after="0" w:line="240" w:lineRule="auto"/>
-              <w:rPr>
-                <w:rFonts w:hint="eastAsia"/>
-                <w:lang w:val="en-US"/>
-              </w:rPr>
-            </w:pPr>
-            <w:proofErr w:type="gramStart"/>
-            <w:r>
-              <w:rPr>
-                <w:rFonts w:ascii="Consolas" w:eastAsia="Consolas" w:hAnsi="Consolas"/>
-                <w:sz w:val="20"/>
-                <w:szCs w:val="20"/>
-                <w:lang w:val="en-US"/>
-              </w:rPr>
-              <w:t>easyimage  |</w:t>
-            </w:r>
-            <w:proofErr w:type="gramEnd"/>
-            <w:r>
-              <w:rPr>
-                <w:rFonts w:ascii="Consolas" w:eastAsia="Consolas" w:hAnsi="Consolas"/>
-                <w:sz w:val="20"/>
-                <w:szCs w:val="20"/>
-                <w:lang w:val="en-US"/>
-              </w:rPr>
-              <w:t xml:space="preserve"> [EasyImage] Server started on port 7999</w:t>
+              <w:t>easyimage  | [EasyImage] Server started on port 7999</w:t>
             </w:r>
           </w:p>
         </w:tc>
@@ -3956,7 +3321,6 @@
           <w:rFonts w:hint="eastAsia"/>
         </w:rPr>
       </w:pPr>
-      <w:proofErr w:type="gramStart"/>
       <w:r>
         <w:rPr>
           <w:b/>
@@ -3964,17 +3328,7 @@
           <w:sz w:val="28"/>
           <w:szCs w:val="28"/>
         </w:rPr>
-        <w:t>4.4 验证</w:t>
-      </w:r>
-      <w:proofErr w:type="gramEnd"/>
-      <w:r>
-        <w:rPr>
-          <w:b/>
-          <w:color w:val="2F5496"/>
-          <w:sz w:val="28"/>
-          <w:szCs w:val="28"/>
-        </w:rPr>
-        <w:t>服务状态</w:t>
+        <w:t>4.4 验证服务状态</w:t>
       </w:r>
     </w:p>
     <w:tbl>
@@ -3996,12 +3350,6 @@
         <w:gridCol w:w="9026"/>
       </w:tblGrid>
       <w:tr>
-        <w:tblPrEx>
-          <w:tblCellMar>
-            <w:top w:w="0" w:type="dxa"/>
-            <w:bottom w:w="0" w:type="dxa"/>
-          </w:tblCellMar>
-        </w:tblPrEx>
         <w:tc>
           <w:tcPr>
             <w:tcW w:w="0" w:type="auto"/>
@@ -4020,23 +3368,13 @@
                 <w:rFonts w:hint="eastAsia"/>
               </w:rPr>
             </w:pPr>
-            <w:proofErr w:type="gramStart"/>
-            <w:r>
-              <w:rPr>
-                <w:rFonts w:ascii="Consolas" w:eastAsia="Consolas" w:hAnsi="Consolas"/>
-                <w:sz w:val="20"/>
-                <w:szCs w:val="20"/>
-              </w:rPr>
-              <w:t># 查看</w:t>
-            </w:r>
-            <w:proofErr w:type="gramEnd"/>
-            <w:r>
-              <w:rPr>
-                <w:rFonts w:ascii="Consolas" w:eastAsia="Consolas" w:hAnsi="Consolas"/>
-                <w:sz w:val="20"/>
-                <w:szCs w:val="20"/>
-              </w:rPr>
-              <w:t>所有容器运行状态</w:t>
+            <w:r>
+              <w:rPr>
+                <w:rFonts w:ascii="Consolas" w:eastAsia="Consolas" w:hAnsi="Consolas"/>
+                <w:sz w:val="20"/>
+                <w:szCs w:val="20"/>
+              </w:rPr>
+              <w:t># 查看所有容器运行状态</w:t>
             </w:r>
           </w:p>
           <w:p>
@@ -4095,12 +3433,6 @@
         <w:gridCol w:w="9026"/>
       </w:tblGrid>
       <w:tr>
-        <w:tblPrEx>
-          <w:tblCellMar>
-            <w:top w:w="0" w:type="dxa"/>
-            <w:bottom w:w="0" w:type="dxa"/>
-          </w:tblCellMar>
-        </w:tblPrEx>
         <w:tc>
           <w:tcPr>
             <w:tcW w:w="0" w:type="auto"/>
@@ -4145,19 +3477,17 @@
                 <w:szCs w:val="20"/>
                 <w:lang w:val="en-US"/>
               </w:rPr>
-              <w:t xml:space="preserve">repair-db        postgres:15    Up 2 hours      </w:t>
-            </w:r>
-            <w:proofErr w:type="gramStart"/>
-            <w:r>
-              <w:rPr>
-                <w:rFonts w:ascii="Consolas" w:eastAsia="Consolas" w:hAnsi="Consolas"/>
-                <w:sz w:val="20"/>
-                <w:szCs w:val="20"/>
+              <w:t>repair-db        postgres:15    Up 2 hours      127.0.0.1:5432-&gt;5432/tcp</w:t>
+            </w:r>
+          </w:p>
+          <w:p>
+            <w:pPr>
+              <w:spacing w:after="0" w:line="240" w:lineRule="auto"/>
+              <w:rPr>
+                <w:rFonts w:hint="eastAsia"/>
                 <w:lang w:val="en-US"/>
               </w:rPr>
-              <w:t>127.0.0.1:</w:t>
-            </w:r>
-            <w:proofErr w:type="gramEnd"/>
+            </w:pPr>
             <w:r>
               <w:rPr>
                 <w:rFonts w:ascii="Consolas" w:eastAsia="Consolas" w:hAnsi="Consolas"/>
@@ -4165,7 +3495,7 @@
                 <w:szCs w:val="20"/>
                 <w:lang w:val="en-US"/>
               </w:rPr>
-              <w:t>5432-&gt;5432/tcp</w:t>
+              <w:t>repair-easyimage easyimage      Up 2 hours      127.0.0.1:7999-&gt;7999/tcp</w:t>
             </w:r>
           </w:p>
           <w:p>
@@ -4183,65 +3513,7 @@
                 <w:szCs w:val="20"/>
                 <w:lang w:val="en-US"/>
               </w:rPr>
-              <w:t xml:space="preserve">repair-easyimage easyimage      Up 2 hours      </w:t>
-            </w:r>
-            <w:proofErr w:type="gramStart"/>
-            <w:r>
-              <w:rPr>
-                <w:rFonts w:ascii="Consolas" w:eastAsia="Consolas" w:hAnsi="Consolas"/>
-                <w:sz w:val="20"/>
-                <w:szCs w:val="20"/>
-                <w:lang w:val="en-US"/>
-              </w:rPr>
-              <w:t>127.0.0.1:</w:t>
-            </w:r>
-            <w:proofErr w:type="gramEnd"/>
-            <w:r>
-              <w:rPr>
-                <w:rFonts w:ascii="Consolas" w:eastAsia="Consolas" w:hAnsi="Consolas"/>
-                <w:sz w:val="20"/>
-                <w:szCs w:val="20"/>
-                <w:lang w:val="en-US"/>
-              </w:rPr>
-              <w:t>7999-&gt;7999/tcp</w:t>
-            </w:r>
-          </w:p>
-          <w:p>
-            <w:pPr>
-              <w:spacing w:after="0" w:line="240" w:lineRule="auto"/>
-              <w:rPr>
-                <w:rFonts w:hint="eastAsia"/>
-                <w:lang w:val="en-US"/>
-              </w:rPr>
-            </w:pPr>
-            <w:r>
-              <w:rPr>
-                <w:rFonts w:ascii="Consolas" w:eastAsia="Consolas" w:hAnsi="Consolas"/>
-                <w:sz w:val="20"/>
-                <w:szCs w:val="20"/>
-                <w:lang w:val="en-US"/>
-              </w:rPr>
-              <w:t xml:space="preserve">repair-backend   repair-backend Up 2 hours      </w:t>
-            </w:r>
-            <w:proofErr w:type="gramStart"/>
-            <w:r>
-              <w:rPr>
-                <w:rFonts w:ascii="Consolas" w:eastAsia="Consolas" w:hAnsi="Consolas"/>
-                <w:sz w:val="20"/>
-                <w:szCs w:val="20"/>
-                <w:lang w:val="en-US"/>
-              </w:rPr>
-              <w:t>0.0.0.0:</w:t>
-            </w:r>
-            <w:proofErr w:type="gramEnd"/>
-            <w:r>
-              <w:rPr>
-                <w:rFonts w:ascii="Consolas" w:eastAsia="Consolas" w:hAnsi="Consolas"/>
-                <w:sz w:val="20"/>
-                <w:szCs w:val="20"/>
-                <w:lang w:val="en-US"/>
-              </w:rPr>
-              <w:t>80-&gt;8080/tcp</w:t>
+              <w:t>repair-backend   repair-backend Up 2 hours      0.0.0.0:80-&gt;8080/tcp</w:t>
             </w:r>
           </w:p>
         </w:tc>
@@ -4271,28 +3543,7 @@
           <w:sz w:val="32"/>
           <w:szCs w:val="32"/>
         </w:rPr>
-        <w:lastRenderedPageBreak/>
-        <w:t>5</w:t>
-      </w:r>
-      <w:proofErr w:type="gramStart"/>
-      <w:r>
-        <w:rPr>
-          <w:b/>
-          <w:color w:val="1F4E79"/>
-          <w:sz w:val="32"/>
-          <w:szCs w:val="32"/>
-        </w:rPr>
-        <w:t>. 首次</w:t>
-      </w:r>
-      <w:proofErr w:type="gramEnd"/>
-      <w:r>
-        <w:rPr>
-          <w:b/>
-          <w:color w:val="1F4E79"/>
-          <w:sz w:val="32"/>
-          <w:szCs w:val="32"/>
-        </w:rPr>
-        <w:t>初始化</w:t>
+        <w:t>5. 首次初始化</w:t>
       </w:r>
     </w:p>
     <w:p>
@@ -4303,7 +3554,6 @@
           <w:rFonts w:hint="eastAsia"/>
         </w:rPr>
       </w:pPr>
-      <w:proofErr w:type="gramStart"/>
       <w:r>
         <w:rPr>
           <w:b/>
@@ -4311,9 +3561,72 @@
           <w:sz w:val="28"/>
           <w:szCs w:val="28"/>
         </w:rPr>
-        <w:t>5.1 访问</w:t>
-      </w:r>
-      <w:proofErr w:type="gramEnd"/>
+        <w:t>5.1 访问系统</w:t>
+      </w:r>
+    </w:p>
+    <w:p>
+      <w:pPr>
+        <w:spacing w:after="60"/>
+        <w:ind w:left="720" w:hanging="360"/>
+        <w:rPr>
+          <w:rFonts w:hint="eastAsia"/>
+        </w:rPr>
+      </w:pPr>
+      <w:r>
+        <w:t>• PC 管理后台：http://服务器IP:80（或域名，如 http://api.yourdomain.com）</w:t>
+      </w:r>
+    </w:p>
+    <w:p>
+      <w:pPr>
+        <w:spacing w:after="60"/>
+        <w:ind w:left="720" w:hanging="360"/>
+        <w:rPr>
+          <w:rFonts w:hint="eastAsia"/>
+          <w:lang w:val="en-US"/>
+        </w:rPr>
+      </w:pPr>
+      <w:r>
+        <w:rPr>
+          <w:lang w:val="en-US"/>
+        </w:rPr>
+        <w:t xml:space="preserve">• EasyImage </w:t>
+      </w:r>
+      <w:r>
+        <w:t>图床</w:t>
+      </w:r>
+      <w:r>
+        <w:rPr>
+          <w:lang w:val="en-US"/>
+        </w:rPr>
+        <w:t>：http://</w:t>
+      </w:r>
+      <w:r>
+        <w:t>服务器</w:t>
+      </w:r>
+      <w:r>
+        <w:rPr>
+          <w:lang w:val="en-US"/>
+        </w:rPr>
+        <w:t>IP:7999（</w:t>
+      </w:r>
+      <w:r>
+        <w:t>或</w:t>
+      </w:r>
+      <w:r>
+        <w:rPr>
+          <w:lang w:val="en-US"/>
+        </w:rPr>
+        <w:t xml:space="preserve"> http://img.yourdomain.com）</w:t>
+      </w:r>
+    </w:p>
+    <w:p>
+      <w:pPr>
+        <w:spacing w:before="280" w:after="100"/>
+        <w:outlineLvl w:val="1"/>
+        <w:rPr>
+          <w:rFonts w:hint="eastAsia"/>
+        </w:rPr>
+      </w:pPr>
       <w:r>
         <w:rPr>
           <w:b/>
@@ -4321,62 +3634,80 @@
           <w:sz w:val="28"/>
           <w:szCs w:val="28"/>
         </w:rPr>
-        <w:t>系统</w:t>
-      </w:r>
-    </w:p>
-    <w:p>
-      <w:pPr>
-        <w:spacing w:after="60"/>
-        <w:ind w:left="720" w:hanging="360"/>
-        <w:rPr>
-          <w:rFonts w:hint="eastAsia"/>
-        </w:rPr>
-      </w:pPr>
-      <w:r>
-        <w:t>• PC 管理后台：http://服务器IP:80（或域名，如 http://api.yourdomain.com）</w:t>
-      </w:r>
-    </w:p>
-    <w:p>
-      <w:pPr>
-        <w:spacing w:after="60"/>
-        <w:ind w:left="720" w:hanging="360"/>
-        <w:rPr>
-          <w:rFonts w:hint="eastAsia"/>
+        <w:t>5.2 创建管理员账号</w:t>
+      </w:r>
+    </w:p>
+    <w:p>
+      <w:pPr>
+        <w:rPr>
+          <w:rFonts w:hint="eastAsia"/>
+          <w:lang w:val="ru-RU"/>
+        </w:rPr>
+      </w:pPr>
+      <w:r>
+        <w:t>系统首次启动时会自动创建管理员账号</w:t>
+      </w:r>
+      <w:r>
+        <w:rPr>
+          <w:rFonts w:hint="eastAsia"/>
+          <w:lang w:val="ru-RU"/>
+        </w:rPr>
+        <w:t>，</w:t>
+      </w:r>
+      <w:r>
+        <w:rPr>
+          <w:rFonts w:hint="eastAsia"/>
+          <w:lang w:val="ru-RU"/>
+        </w:rPr>
+        <w:t>账号为</w:t>
+      </w:r>
+      <w:r>
+        <w:rPr>
+          <w:rFonts w:hint="eastAsia"/>
+          <w:lang w:val="ru-RU"/>
+        </w:rPr>
+        <w:t>：</w:t>
+      </w:r>
+      <w:r>
+        <w:rPr>
+          <w:rFonts w:hint="eastAsia"/>
+          <w:lang w:val="ru-RU"/>
+        </w:rPr>
+        <w:t>管理员，</w:t>
+      </w:r>
+      <w:r>
+        <w:rPr>
+          <w:rFonts w:hint="eastAsia"/>
+          <w:lang w:val="ru-RU"/>
+        </w:rPr>
+        <w:t>初始密码为</w:t>
+      </w:r>
+      <w:r>
+        <w:rPr>
+          <w:rFonts w:hint="eastAsia"/>
+          <w:lang w:val="ru-RU"/>
+        </w:rPr>
+        <w:t>：</w:t>
+      </w:r>
+      <w:r>
+        <w:rPr>
+          <w:rFonts w:hint="eastAsia"/>
+          <w:lang w:val="ru-RU"/>
+        </w:rPr>
+        <w:t>admin</w:t>
+      </w:r>
+      <w:r>
+        <w:rPr>
           <w:lang w:val="en-US"/>
         </w:rPr>
-      </w:pPr>
-      <w:r>
-        <w:rPr>
-          <w:lang w:val="en-US"/>
-        </w:rPr>
-        <w:t xml:space="preserve">• EasyImage </w:t>
-      </w:r>
-      <w:r>
-        <w:t>图床</w:t>
-      </w:r>
-      <w:r>
-        <w:rPr>
-          <w:lang w:val="en-US"/>
-        </w:rPr>
-        <w:t>：http://</w:t>
-      </w:r>
-      <w:r>
-        <w:t>服务器</w:t>
-      </w:r>
-      <w:r>
-        <w:rPr>
-          <w:lang w:val="en-US"/>
-        </w:rPr>
-        <w:t>IP:7999（</w:t>
-      </w:r>
-      <w:r>
-        <w:t>或</w:t>
-      </w:r>
-      <w:r>
-        <w:rPr>
-          <w:lang w:val="en-US"/>
-        </w:rPr>
-        <w:t xml:space="preserve"> http://img.yourdomain.com）</w:t>
+        <w:t>123</w:t>
+      </w:r>
+      <w:r>
+        <w:rPr>
+          <w:rFonts w:hint="eastAsia"/>
+          <w:lang w:val="ru-RU"/>
+        </w:rPr>
+        <w:t>。</w:t>
       </w:r>
     </w:p>
     <w:p>
@@ -4385,9 +3716,9 @@
         <w:outlineLvl w:val="1"/>
         <w:rPr>
           <w:rFonts w:hint="eastAsia"/>
-        </w:rPr>
-      </w:pPr>
-      <w:proofErr w:type="gramStart"/>
+          <w:lang w:val="en-US"/>
+        </w:rPr>
+      </w:pPr>
       <w:r>
         <w:rPr>
           <w:b/>
@@ -4395,147 +3726,49 @@
           <w:sz w:val="28"/>
           <w:szCs w:val="28"/>
         </w:rPr>
-        <w:t>5.2 创建</w:t>
-      </w:r>
-      <w:proofErr w:type="gramEnd"/>
-      <w:r>
-        <w:rPr>
+        <w:t>5.3 配置</w:t>
+      </w:r>
+      <w:r>
+        <w:rPr>
+          <w:rFonts w:hint="eastAsia"/>
           <w:b/>
           <w:color w:val="2F5496"/>
           <w:sz w:val="28"/>
           <w:szCs w:val="28"/>
         </w:rPr>
-        <w:t>管理员账号</w:t>
-      </w:r>
-    </w:p>
-    <w:p>
-      <w:pPr>
-        <w:rPr>
-          <w:rFonts w:hint="eastAsia"/>
-          <w:lang w:val="ru-RU"/>
-        </w:rPr>
-      </w:pPr>
-      <w:r>
-        <w:t>系统首次启动时会自动创建管理员账号</w:t>
-      </w:r>
-      <w:r>
-        <w:rPr>
-          <w:rFonts w:hint="eastAsia"/>
-          <w:lang w:val="ru-RU"/>
-        </w:rPr>
-        <w:t>，</w:t>
-      </w:r>
-      <w:r>
-        <w:rPr>
-          <w:rFonts w:hint="eastAsia"/>
-          <w:lang w:val="ru-RU"/>
-        </w:rPr>
-        <w:t>账号为</w:t>
-      </w:r>
-      <w:r>
-        <w:rPr>
-          <w:rFonts w:hint="eastAsia"/>
-          <w:lang w:val="ru-RU"/>
-        </w:rPr>
-        <w:t>：</w:t>
-      </w:r>
-      <w:r>
-        <w:rPr>
-          <w:rFonts w:hint="eastAsia"/>
-          <w:lang w:val="ru-RU"/>
-        </w:rPr>
-        <w:t>管理员，</w:t>
-      </w:r>
-      <w:r>
-        <w:rPr>
-          <w:rFonts w:hint="eastAsia"/>
-          <w:lang w:val="ru-RU"/>
-        </w:rPr>
-        <w:t>初始密码为</w:t>
-      </w:r>
-      <w:r>
-        <w:rPr>
-          <w:rFonts w:hint="eastAsia"/>
-          <w:lang w:val="ru-RU"/>
-        </w:rPr>
-        <w:t>：</w:t>
-      </w:r>
-      <w:r>
-        <w:rPr>
-          <w:rFonts w:hint="eastAsia"/>
-          <w:lang w:val="ru-RU"/>
-        </w:rPr>
-        <w:t>admin</w:t>
-      </w:r>
-      <w:r>
-        <w:rPr>
-          <w:lang w:val="en-US"/>
-        </w:rPr>
-        <w:t>123</w:t>
-      </w:r>
-      <w:r>
-        <w:rPr>
-          <w:rFonts w:hint="eastAsia"/>
-          <w:lang w:val="ru-RU"/>
+        <w:t>图床Token</w:t>
+      </w:r>
+    </w:p>
+    <w:p>
+      <w:pPr>
+        <w:rPr>
+          <w:rFonts w:hint="eastAsia"/>
+        </w:rPr>
+      </w:pPr>
+      <w:r>
+        <w:rPr>
+          <w:rFonts w:hint="eastAsia"/>
+        </w:rPr>
+        <w:t>1.首先访问图床地址</w:t>
+      </w:r>
+      <w:r>
+        <w:rPr>
+          <w:rFonts w:hint="eastAsia"/>
+        </w:rPr>
+        <w:t>，点击红框处进入配置</w:t>
+      </w:r>
+      <w:r>
+        <w:rPr>
+          <w:rFonts w:hint="eastAsia"/>
         </w:rPr>
         <w:t>。</w:t>
       </w:r>
     </w:p>
     <w:p>
       <w:pPr>
-        <w:spacing w:before="280" w:after="100"/>
-        <w:outlineLvl w:val="1"/>
-        <w:rPr>
-          <w:rFonts w:hint="eastAsia"/>
-          <w:lang w:val="en-US"/>
-        </w:rPr>
-      </w:pPr>
-      <w:proofErr w:type="gramStart"/>
-      <w:r>
-        <w:rPr>
-          <w:b/>
-          <w:color w:val="2F5496"/>
-          <w:sz w:val="28"/>
-          <w:szCs w:val="28"/>
-        </w:rPr>
-        <w:t>5.3 配置</w:t>
-      </w:r>
-      <w:proofErr w:type="gramEnd"/>
-      <w:r>
-        <w:rPr>
-          <w:rFonts w:hint="eastAsia"/>
-          <w:b/>
-          <w:color w:val="2F5496"/>
-          <w:sz w:val="28"/>
-          <w:szCs w:val="28"/>
-        </w:rPr>
-        <w:t>图床Token</w:t>
-      </w:r>
-    </w:p>
-    <w:p>
-      <w:r>
-        <w:rPr>
-          <w:rFonts w:hint="eastAsia"/>
-        </w:rPr>
-        <w:t>1.首先访问图床地址</w:t>
-      </w:r>
-      <w:r>
-        <w:rPr>
-          <w:rFonts w:hint="eastAsia"/>
-        </w:rPr>
-        <w:t>，点击红框处进入配置</w:t>
-      </w:r>
-      <w:r>
-        <w:rPr>
-          <w:rFonts w:hint="eastAsia"/>
-        </w:rPr>
-        <w:t>。</w:t>
-      </w:r>
-    </w:p>
-    <w:p>
-      <w:pPr>
         <w:jc w:val="center"/>
         <w:rPr>
+          <w:rFonts w:hint="eastAsia"/>
           <w:lang w:val="en-US"/>
         </w:rPr>
       </w:pPr>
@@ -4604,6 +3837,7 @@
     <w:p>
       <w:pPr>
         <w:rPr>
+          <w:rFonts w:hint="eastAsia"/>
           <w:lang w:val="en-US"/>
         </w:rPr>
       </w:pPr>
@@ -4652,6 +3886,7 @@
     <w:p>
       <w:pPr>
         <w:rPr>
+          <w:rFonts w:hint="eastAsia"/>
           <w:lang w:val="ru-RU"/>
         </w:rPr>
       </w:pPr>
@@ -4672,6 +3907,7 @@
     <w:p>
       <w:pPr>
         <w:rPr>
+          <w:rFonts w:hint="eastAsia"/>
           <w:lang w:val="ru-RU"/>
         </w:rPr>
       </w:pPr>
@@ -4749,6 +3985,7 @@
       <w:pPr>
         <w:jc w:val="center"/>
         <w:rPr>
+          <w:rFonts w:hint="eastAsia"/>
           <w:lang w:val="ru-RU"/>
         </w:rPr>
       </w:pPr>
@@ -4798,6 +4035,7 @@
       <w:pPr>
         <w:jc w:val="center"/>
         <w:rPr>
+          <w:rFonts w:hint="eastAsia"/>
           <w:lang w:val="en-US"/>
         </w:rPr>
       </w:pPr>
@@ -4845,6 +4083,7 @@
     <w:p>
       <w:pPr>
         <w:rPr>
+          <w:rFonts w:hint="eastAsia"/>
           <w:lang w:val="en-US"/>
         </w:rPr>
       </w:pPr>
@@ -4866,6 +4105,7 @@
       <w:pPr>
         <w:jc w:val="center"/>
         <w:rPr>
+          <w:rFonts w:hint="eastAsia"/>
           <w:lang w:val="en-US"/>
         </w:rPr>
       </w:pPr>
@@ -4914,6 +4154,7 @@
     <w:p>
       <w:pPr>
         <w:rPr>
+          <w:rFonts w:hint="eastAsia"/>
           <w:lang w:val="en-US"/>
         </w:rPr>
       </w:pPr>
@@ -4995,7 +4236,6 @@
           <w:lang w:val="en-US"/>
         </w:rPr>
       </w:pPr>
-      <w:proofErr w:type="gramStart"/>
       <w:r>
         <w:rPr>
           <w:b/>
@@ -5032,18 +4272,7 @@
           <w:sz w:val="28"/>
           <w:szCs w:val="28"/>
         </w:rPr>
-        <w:t>重新</w:t>
-      </w:r>
-      <w:proofErr w:type="gramEnd"/>
-      <w:r>
-        <w:rPr>
-          <w:rFonts w:hint="eastAsia"/>
-          <w:b/>
-          <w:color w:val="2F5496"/>
-          <w:sz w:val="28"/>
-          <w:szCs w:val="28"/>
-        </w:rPr>
-        <w:t>启动</w:t>
+        <w:t>重新启动</w:t>
       </w:r>
     </w:p>
     <w:p>
@@ -5051,6 +4280,7 @@
         <w:spacing w:before="280" w:after="100"/>
         <w:outlineLvl w:val="1"/>
         <w:rPr>
+          <w:rFonts w:hint="eastAsia"/>
           <w:lang w:val="en-US"/>
         </w:rPr>
       </w:pPr>
@@ -5088,12 +4318,6 @@
         <w:gridCol w:w="9026"/>
       </w:tblGrid>
       <w:tr>
-        <w:tblPrEx>
-          <w:tblCellMar>
-            <w:top w:w="0" w:type="dxa"/>
-            <w:bottom w:w="0" w:type="dxa"/>
-          </w:tblCellMar>
-        </w:tblPrEx>
         <w:tc>
           <w:tcPr>
             <w:tcW w:w="0" w:type="auto"/>
@@ -5112,7 +4336,6 @@
                 <w:rFonts w:hint="eastAsia"/>
               </w:rPr>
             </w:pPr>
-            <w:proofErr w:type="gramStart"/>
             <w:r>
               <w:rPr>
                 <w:rFonts w:ascii="Consolas" w:eastAsia="Consolas" w:hAnsi="Consolas"/>
@@ -5127,22 +4350,14 @@
                 <w:sz w:val="20"/>
                 <w:szCs w:val="20"/>
               </w:rPr>
-              <w:t>重启</w:t>
-            </w:r>
-            <w:proofErr w:type="gramEnd"/>
-            <w:r>
-              <w:rPr>
-                <w:rFonts w:ascii="宋体" w:eastAsia="宋体" w:hAnsi="宋体" w:cs="宋体" w:hint="eastAsia"/>
-                <w:sz w:val="20"/>
-                <w:szCs w:val="20"/>
-              </w:rPr>
-              <w:t>所有服务</w:t>
-            </w:r>
-          </w:p>
-          <w:p>
-            <w:pPr>
-              <w:spacing w:after="0" w:line="240" w:lineRule="auto"/>
-              <w:rPr>
+              <w:t>重启所有服务</w:t>
+            </w:r>
+          </w:p>
+          <w:p>
+            <w:pPr>
+              <w:spacing w:after="0" w:line="240" w:lineRule="auto"/>
+              <w:rPr>
+                <w:rFonts w:hint="eastAsia"/>
                 <w:lang w:val="en-US"/>
               </w:rPr>
             </w:pPr>
@@ -5161,6 +4376,7 @@
     <w:p>
       <w:pPr>
         <w:rPr>
+          <w:rFonts w:hint="eastAsia"/>
           <w:lang w:val="en-US"/>
         </w:rPr>
       </w:pPr>
@@ -5180,27 +4396,7 @@
           <w:sz w:val="32"/>
           <w:szCs w:val="32"/>
         </w:rPr>
-        <w:t>6</w:t>
-      </w:r>
-      <w:proofErr w:type="gramStart"/>
-      <w:r>
-        <w:rPr>
-          <w:b/>
-          <w:color w:val="1F4E79"/>
-          <w:sz w:val="32"/>
-          <w:szCs w:val="32"/>
-        </w:rPr>
-        <w:t>. 验证</w:t>
-      </w:r>
-      <w:proofErr w:type="gramEnd"/>
-      <w:r>
-        <w:rPr>
-          <w:b/>
-          <w:color w:val="1F4E79"/>
-          <w:sz w:val="32"/>
-          <w:szCs w:val="32"/>
-        </w:rPr>
-        <w:t>清单</w:t>
+        <w:t>6. 验证清单</w:t>
       </w:r>
     </w:p>
     <w:p>
@@ -5238,12 +4434,6 @@
         <w:gridCol w:w="1500"/>
       </w:tblGrid>
       <w:tr>
-        <w:tblPrEx>
-          <w:tblCellMar>
-            <w:top w:w="0" w:type="dxa"/>
-            <w:bottom w:w="0" w:type="dxa"/>
-          </w:tblCellMar>
-        </w:tblPrEx>
         <w:trPr>
           <w:tblHeader/>
         </w:trPr>
@@ -5349,12 +4539,6 @@
         </w:tc>
       </w:tr>
       <w:tr>
-        <w:tblPrEx>
-          <w:tblCellMar>
-            <w:top w:w="0" w:type="dxa"/>
-            <w:bottom w:w="0" w:type="dxa"/>
-          </w:tblCellMar>
-        </w:tblPrEx>
         <w:tc>
           <w:tcPr>
             <w:tcW w:w="800" w:type="dxa"/>
@@ -5437,12 +4621,6 @@
         </w:tc>
       </w:tr>
       <w:tr>
-        <w:tblPrEx>
-          <w:tblCellMar>
-            <w:top w:w="0" w:type="dxa"/>
-            <w:bottom w:w="0" w:type="dxa"/>
-          </w:tblCellMar>
-        </w:tblPrEx>
         <w:tc>
           <w:tcPr>
             <w:tcW w:w="800" w:type="dxa"/>
@@ -5529,12 +4707,6 @@
         </w:tc>
       </w:tr>
       <w:tr>
-        <w:tblPrEx>
-          <w:tblCellMar>
-            <w:top w:w="0" w:type="dxa"/>
-            <w:bottom w:w="0" w:type="dxa"/>
-          </w:tblCellMar>
-        </w:tblPrEx>
         <w:tc>
           <w:tcPr>
             <w:tcW w:w="800" w:type="dxa"/>
@@ -5591,17 +4763,8 @@
                 <w:sz w:val="21"/>
                 <w:szCs w:val="21"/>
               </w:rPr>
-              <w:t>工单生成成功，状态为</w:t>
-            </w:r>
-            <w:proofErr w:type="gramStart"/>
-            <w:r>
-              <w:rPr>
-                <w:sz w:val="21"/>
-                <w:szCs w:val="21"/>
-              </w:rPr>
-              <w:t>"已上报"</w:t>
-            </w:r>
-            <w:proofErr w:type="gramEnd"/>
+              <w:t>工单生成成功，状态为"已上报"</w:t>
+            </w:r>
           </w:p>
         </w:tc>
         <w:tc>
@@ -5626,12 +4789,6 @@
         </w:tc>
       </w:tr>
       <w:tr>
-        <w:tblPrEx>
-          <w:tblCellMar>
-            <w:top w:w="0" w:type="dxa"/>
-            <w:bottom w:w="0" w:type="dxa"/>
-          </w:tblCellMar>
-        </w:tblPrEx>
         <w:tc>
           <w:tcPr>
             <w:tcW w:w="800" w:type="dxa"/>
@@ -5691,33 +4848,8 @@
                 <w:sz w:val="21"/>
                 <w:szCs w:val="21"/>
               </w:rPr>
-              <w:t>工单状态变更为</w:t>
-            </w:r>
-            <w:proofErr w:type="gramStart"/>
-            <w:r>
-              <w:rPr>
-                <w:sz w:val="21"/>
-                <w:szCs w:val="21"/>
-              </w:rPr>
-              <w:t>"已</w:t>
-            </w:r>
-            <w:proofErr w:type="gramEnd"/>
-            <w:r>
-              <w:rPr>
-                <w:sz w:val="21"/>
-                <w:szCs w:val="21"/>
-              </w:rPr>
-              <w:t>接</w:t>
-            </w:r>
-            <w:proofErr w:type="gramStart"/>
-            <w:r>
-              <w:rPr>
-                <w:sz w:val="21"/>
-                <w:szCs w:val="21"/>
-              </w:rPr>
-              <w:t>单"</w:t>
-            </w:r>
-            <w:proofErr w:type="gramEnd"/>
+              <w:t>工单状态变更为"已接单"</w:t>
+            </w:r>
           </w:p>
         </w:tc>
         <w:tc>
@@ -5743,12 +4875,6 @@
         </w:tc>
       </w:tr>
       <w:tr>
-        <w:tblPrEx>
-          <w:tblCellMar>
-            <w:top w:w="0" w:type="dxa"/>
-            <w:bottom w:w="0" w:type="dxa"/>
-          </w:tblCellMar>
-        </w:tblPrEx>
         <w:tc>
           <w:tcPr>
             <w:tcW w:w="800" w:type="dxa"/>
@@ -5831,12 +4957,6 @@
         </w:tc>
       </w:tr>
       <w:tr>
-        <w:tblPrEx>
-          <w:tblCellMar>
-            <w:top w:w="0" w:type="dxa"/>
-            <w:bottom w:w="0" w:type="dxa"/>
-          </w:tblCellMar>
-        </w:tblPrEx>
         <w:tc>
           <w:tcPr>
             <w:tcW w:w="800" w:type="dxa"/>
@@ -5923,12 +5043,6 @@
         </w:tc>
       </w:tr>
       <w:tr>
-        <w:tblPrEx>
-          <w:tblCellMar>
-            <w:top w:w="0" w:type="dxa"/>
-            <w:bottom w:w="0" w:type="dxa"/>
-          </w:tblCellMar>
-        </w:tblPrEx>
         <w:tc>
           <w:tcPr>
             <w:tcW w:w="800" w:type="dxa"/>
@@ -6012,12 +5126,6 @@
         </w:tc>
       </w:tr>
       <w:tr>
-        <w:tblPrEx>
-          <w:tblCellMar>
-            <w:top w:w="0" w:type="dxa"/>
-            <w:bottom w:w="0" w:type="dxa"/>
-          </w:tblCellMar>
-        </w:tblPrEx>
         <w:tc>
           <w:tcPr>
             <w:tcW w:w="800" w:type="dxa"/>
@@ -6127,27 +5235,7 @@
           <w:sz w:val="32"/>
           <w:szCs w:val="32"/>
         </w:rPr>
-        <w:t>7</w:t>
-      </w:r>
-      <w:proofErr w:type="gramStart"/>
-      <w:r>
-        <w:rPr>
-          <w:b/>
-          <w:color w:val="1F4E79"/>
-          <w:sz w:val="32"/>
-          <w:szCs w:val="32"/>
-        </w:rPr>
-        <w:t>. 常用</w:t>
-      </w:r>
-      <w:proofErr w:type="gramEnd"/>
-      <w:r>
-        <w:rPr>
-          <w:b/>
-          <w:color w:val="1F4E79"/>
-          <w:sz w:val="32"/>
-          <w:szCs w:val="32"/>
-        </w:rPr>
-        <w:t>运维命令</w:t>
+        <w:t>7. 常用运维命令</w:t>
       </w:r>
     </w:p>
     <w:p>
@@ -6158,7 +5246,6 @@
           <w:rFonts w:hint="eastAsia"/>
         </w:rPr>
       </w:pPr>
-      <w:proofErr w:type="gramStart"/>
       <w:r>
         <w:rPr>
           <w:b/>
@@ -6166,17 +5253,7 @@
           <w:sz w:val="28"/>
           <w:szCs w:val="28"/>
         </w:rPr>
-        <w:t>7.1 查看</w:t>
-      </w:r>
-      <w:proofErr w:type="gramEnd"/>
-      <w:r>
-        <w:rPr>
-          <w:b/>
-          <w:color w:val="2F5496"/>
-          <w:sz w:val="28"/>
-          <w:szCs w:val="28"/>
-        </w:rPr>
-        <w:t>日志</w:t>
+        <w:t>7.1 查看日志</w:t>
       </w:r>
     </w:p>
     <w:tbl>
@@ -6198,12 +5275,6 @@
         <w:gridCol w:w="9026"/>
       </w:tblGrid>
       <w:tr>
-        <w:tblPrEx>
-          <w:tblCellMar>
-            <w:top w:w="0" w:type="dxa"/>
-            <w:bottom w:w="0" w:type="dxa"/>
-          </w:tblCellMar>
-        </w:tblPrEx>
         <w:tc>
           <w:tcPr>
             <w:tcW w:w="0" w:type="auto"/>
@@ -6222,23 +5293,13 @@
                 <w:rFonts w:hint="eastAsia"/>
               </w:rPr>
             </w:pPr>
-            <w:proofErr w:type="gramStart"/>
-            <w:r>
-              <w:rPr>
-                <w:rFonts w:ascii="Consolas" w:eastAsia="Consolas" w:hAnsi="Consolas"/>
-                <w:sz w:val="20"/>
-                <w:szCs w:val="20"/>
-              </w:rPr>
-              <w:t># 查看</w:t>
-            </w:r>
-            <w:proofErr w:type="gramEnd"/>
-            <w:r>
-              <w:rPr>
-                <w:rFonts w:ascii="Consolas" w:eastAsia="Consolas" w:hAnsi="Consolas"/>
-                <w:sz w:val="20"/>
-                <w:szCs w:val="20"/>
-              </w:rPr>
-              <w:t>所有日志</w:t>
+            <w:r>
+              <w:rPr>
+                <w:rFonts w:ascii="Consolas" w:eastAsia="Consolas" w:hAnsi="Consolas"/>
+                <w:sz w:val="20"/>
+                <w:szCs w:val="20"/>
+              </w:rPr>
+              <w:t># 查看所有日志</w:t>
             </w:r>
           </w:p>
           <w:p>
@@ -6272,23 +5333,13 @@
                 <w:rFonts w:hint="eastAsia"/>
               </w:rPr>
             </w:pPr>
-            <w:proofErr w:type="gramStart"/>
-            <w:r>
-              <w:rPr>
-                <w:rFonts w:ascii="Consolas" w:eastAsia="Consolas" w:hAnsi="Consolas"/>
-                <w:sz w:val="20"/>
-                <w:szCs w:val="20"/>
-              </w:rPr>
-              <w:t># 查看</w:t>
-            </w:r>
-            <w:proofErr w:type="gramEnd"/>
-            <w:r>
-              <w:rPr>
-                <w:rFonts w:ascii="Consolas" w:eastAsia="Consolas" w:hAnsi="Consolas"/>
-                <w:sz w:val="20"/>
-                <w:szCs w:val="20"/>
-              </w:rPr>
-              <w:t>特定服务日志</w:t>
+            <w:r>
+              <w:rPr>
+                <w:rFonts w:ascii="Consolas" w:eastAsia="Consolas" w:hAnsi="Consolas"/>
+                <w:sz w:val="20"/>
+                <w:szCs w:val="20"/>
+              </w:rPr>
+              <w:t># 查看特定服务日志</w:t>
             </w:r>
           </w:p>
           <w:p>
@@ -6342,7 +5393,6 @@
           <w:rFonts w:hint="eastAsia"/>
         </w:rPr>
       </w:pPr>
-      <w:proofErr w:type="gramStart"/>
       <w:r>
         <w:rPr>
           <w:b/>
@@ -6350,17 +5400,7 @@
           <w:sz w:val="28"/>
           <w:szCs w:val="28"/>
         </w:rPr>
-        <w:t>7.2 重启</w:t>
-      </w:r>
-      <w:proofErr w:type="gramEnd"/>
-      <w:r>
-        <w:rPr>
-          <w:b/>
-          <w:color w:val="2F5496"/>
-          <w:sz w:val="28"/>
-          <w:szCs w:val="28"/>
-        </w:rPr>
-        <w:t>服务</w:t>
+        <w:t>7.2 重启服务</w:t>
       </w:r>
     </w:p>
     <w:tbl>
@@ -6382,12 +5422,6 @@
         <w:gridCol w:w="9026"/>
       </w:tblGrid>
       <w:tr>
-        <w:tblPrEx>
-          <w:tblCellMar>
-            <w:top w:w="0" w:type="dxa"/>
-            <w:bottom w:w="0" w:type="dxa"/>
-          </w:tblCellMar>
-        </w:tblPrEx>
         <w:tc>
           <w:tcPr>
             <w:tcW w:w="0" w:type="auto"/>
@@ -6406,23 +5440,13 @@
                 <w:rFonts w:hint="eastAsia"/>
               </w:rPr>
             </w:pPr>
-            <w:proofErr w:type="gramStart"/>
-            <w:r>
-              <w:rPr>
-                <w:rFonts w:ascii="Consolas" w:eastAsia="Consolas" w:hAnsi="Consolas"/>
-                <w:sz w:val="20"/>
-                <w:szCs w:val="20"/>
-              </w:rPr>
-              <w:t># 重启</w:t>
-            </w:r>
-            <w:proofErr w:type="gramEnd"/>
-            <w:r>
-              <w:rPr>
-                <w:rFonts w:ascii="Consolas" w:eastAsia="Consolas" w:hAnsi="Consolas"/>
-                <w:sz w:val="20"/>
-                <w:szCs w:val="20"/>
-              </w:rPr>
-              <w:t>所有服务</w:t>
+            <w:r>
+              <w:rPr>
+                <w:rFonts w:ascii="Consolas" w:eastAsia="Consolas" w:hAnsi="Consolas"/>
+                <w:sz w:val="20"/>
+                <w:szCs w:val="20"/>
+              </w:rPr>
+              <w:t># 重启所有服务</w:t>
             </w:r>
           </w:p>
           <w:p>
@@ -6456,23 +5480,13 @@
                 <w:rFonts w:hint="eastAsia"/>
               </w:rPr>
             </w:pPr>
-            <w:proofErr w:type="gramStart"/>
-            <w:r>
-              <w:rPr>
-                <w:rFonts w:ascii="Consolas" w:eastAsia="Consolas" w:hAnsi="Consolas"/>
-                <w:sz w:val="20"/>
-                <w:szCs w:val="20"/>
-              </w:rPr>
-              <w:t># 重启</w:t>
-            </w:r>
-            <w:proofErr w:type="gramEnd"/>
-            <w:r>
-              <w:rPr>
-                <w:rFonts w:ascii="Consolas" w:eastAsia="Consolas" w:hAnsi="Consolas"/>
-                <w:sz w:val="20"/>
-                <w:szCs w:val="20"/>
-              </w:rPr>
-              <w:t>特定服务</w:t>
+            <w:r>
+              <w:rPr>
+                <w:rFonts w:ascii="Consolas" w:eastAsia="Consolas" w:hAnsi="Consolas"/>
+                <w:sz w:val="20"/>
+                <w:szCs w:val="20"/>
+              </w:rPr>
+              <w:t># 重启特定服务</w:t>
             </w:r>
           </w:p>
           <w:p>
@@ -6510,7 +5524,6 @@
           <w:rFonts w:hint="eastAsia"/>
         </w:rPr>
       </w:pPr>
-      <w:proofErr w:type="gramStart"/>
       <w:r>
         <w:rPr>
           <w:b/>
@@ -6518,17 +5531,7 @@
           <w:sz w:val="28"/>
           <w:szCs w:val="28"/>
         </w:rPr>
-        <w:t>7.3 停止</w:t>
-      </w:r>
-      <w:proofErr w:type="gramEnd"/>
-      <w:r>
-        <w:rPr>
-          <w:b/>
-          <w:color w:val="2F5496"/>
-          <w:sz w:val="28"/>
-          <w:szCs w:val="28"/>
-        </w:rPr>
-        <w:t>服务</w:t>
+        <w:t>7.3 停止服务</w:t>
       </w:r>
     </w:p>
     <w:tbl>
@@ -6550,12 +5553,6 @@
         <w:gridCol w:w="9026"/>
       </w:tblGrid>
       <w:tr>
-        <w:tblPrEx>
-          <w:tblCellMar>
-            <w:top w:w="0" w:type="dxa"/>
-            <w:bottom w:w="0" w:type="dxa"/>
-          </w:tblCellMar>
-        </w:tblPrEx>
         <w:tc>
           <w:tcPr>
             <w:tcW w:w="0" w:type="auto"/>
@@ -6602,7 +5599,6 @@
           <w:rFonts w:hint="eastAsia"/>
         </w:rPr>
       </w:pPr>
-      <w:proofErr w:type="gramStart"/>
       <w:r>
         <w:rPr>
           <w:b/>
@@ -6610,17 +5606,7 @@
           <w:sz w:val="28"/>
           <w:szCs w:val="28"/>
         </w:rPr>
-        <w:t>7.4 更新</w:t>
-      </w:r>
-      <w:proofErr w:type="gramEnd"/>
-      <w:r>
-        <w:rPr>
-          <w:b/>
-          <w:color w:val="2F5496"/>
-          <w:sz w:val="28"/>
-          <w:szCs w:val="28"/>
-        </w:rPr>
-        <w:t>后端代码</w:t>
+        <w:t>7.4 更新后端代码</w:t>
       </w:r>
     </w:p>
     <w:tbl>
@@ -6642,12 +5628,6 @@
         <w:gridCol w:w="9026"/>
       </w:tblGrid>
       <w:tr>
-        <w:tblPrEx>
-          <w:tblCellMar>
-            <w:top w:w="0" w:type="dxa"/>
-            <w:bottom w:w="0" w:type="dxa"/>
-          </w:tblCellMar>
-        </w:tblPrEx>
         <w:tc>
           <w:tcPr>
             <w:tcW w:w="0" w:type="auto"/>
@@ -6666,23 +5646,13 @@
                 <w:rFonts w:hint="eastAsia"/>
               </w:rPr>
             </w:pPr>
-            <w:proofErr w:type="gramStart"/>
-            <w:r>
-              <w:rPr>
-                <w:rFonts w:ascii="Consolas" w:eastAsia="Consolas" w:hAnsi="Consolas"/>
-                <w:sz w:val="20"/>
-                <w:szCs w:val="20"/>
-              </w:rPr>
-              <w:t># 拉</w:t>
-            </w:r>
-            <w:proofErr w:type="gramEnd"/>
-            <w:r>
-              <w:rPr>
-                <w:rFonts w:ascii="Consolas" w:eastAsia="Consolas" w:hAnsi="Consolas"/>
-                <w:sz w:val="20"/>
-                <w:szCs w:val="20"/>
-              </w:rPr>
-              <w:t>取最新代码</w:t>
+            <w:r>
+              <w:rPr>
+                <w:rFonts w:ascii="Consolas" w:eastAsia="Consolas" w:hAnsi="Consolas"/>
+                <w:sz w:val="20"/>
+                <w:szCs w:val="20"/>
+              </w:rPr>
+              <w:t># 拉取最新代码</w:t>
             </w:r>
           </w:p>
           <w:p>
@@ -6716,23 +5686,13 @@
                 <w:rFonts w:hint="eastAsia"/>
               </w:rPr>
             </w:pPr>
-            <w:proofErr w:type="gramStart"/>
-            <w:r>
-              <w:rPr>
-                <w:rFonts w:ascii="Consolas" w:eastAsia="Consolas" w:hAnsi="Consolas"/>
-                <w:sz w:val="20"/>
-                <w:szCs w:val="20"/>
-              </w:rPr>
-              <w:t># 重新</w:t>
-            </w:r>
-            <w:proofErr w:type="gramEnd"/>
-            <w:r>
-              <w:rPr>
-                <w:rFonts w:ascii="Consolas" w:eastAsia="Consolas" w:hAnsi="Consolas"/>
-                <w:sz w:val="20"/>
-                <w:szCs w:val="20"/>
-              </w:rPr>
-              <w:t>构建并启动</w:t>
+            <w:r>
+              <w:rPr>
+                <w:rFonts w:ascii="Consolas" w:eastAsia="Consolas" w:hAnsi="Consolas"/>
+                <w:sz w:val="20"/>
+                <w:szCs w:val="20"/>
+              </w:rPr>
+              <w:t># 重新构建并启动</w:t>
             </w:r>
           </w:p>
           <w:p>
@@ -6770,7 +5730,6 @@
           <w:rFonts w:hint="eastAsia"/>
         </w:rPr>
       </w:pPr>
-      <w:proofErr w:type="gramStart"/>
       <w:r>
         <w:rPr>
           <w:b/>
@@ -6779,17 +5738,7 @@
           <w:szCs w:val="28"/>
         </w:rPr>
         <w:lastRenderedPageBreak/>
-        <w:t>7.5 数据库</w:t>
-      </w:r>
-      <w:proofErr w:type="gramEnd"/>
-      <w:r>
-        <w:rPr>
-          <w:b/>
-          <w:color w:val="2F5496"/>
-          <w:sz w:val="28"/>
-          <w:szCs w:val="28"/>
-        </w:rPr>
-        <w:t>备份</w:t>
+        <w:t>7.5 数据库备份</w:t>
       </w:r>
     </w:p>
     <w:tbl>
@@ -6811,12 +5760,6 @@
         <w:gridCol w:w="9026"/>
       </w:tblGrid>
       <w:tr>
-        <w:tblPrEx>
-          <w:tblCellMar>
-            <w:top w:w="0" w:type="dxa"/>
-            <w:bottom w:w="0" w:type="dxa"/>
-          </w:tblCellMar>
-        </w:tblPrEx>
         <w:tc>
           <w:tcPr>
             <w:tcW w:w="0" w:type="auto"/>
@@ -6843,27 +5786,7 @@
                 <w:szCs w:val="20"/>
                 <w:lang w:val="en-US"/>
               </w:rPr>
-              <w:t>docker exec -t repair-db pg_dump -U postgres repair_db &gt; backup_$</w:t>
-            </w:r>
-            <w:proofErr w:type="gramStart"/>
-            <w:r>
-              <w:rPr>
-                <w:rFonts w:ascii="Consolas" w:eastAsia="Consolas" w:hAnsi="Consolas"/>
-                <w:sz w:val="20"/>
-                <w:szCs w:val="20"/>
-                <w:lang w:val="en-US"/>
-              </w:rPr>
-              <w:t>(date +%Y%m%d)</w:t>
-            </w:r>
-            <w:proofErr w:type="gramEnd"/>
-            <w:r>
-              <w:rPr>
-                <w:rFonts w:ascii="Consolas" w:eastAsia="Consolas" w:hAnsi="Consolas"/>
-                <w:sz w:val="20"/>
-                <w:szCs w:val="20"/>
-                <w:lang w:val="en-US"/>
-              </w:rPr>
-              <w:t>.sql</w:t>
+              <w:t>docker exec -t repair-db pg_dump -U postgres repair_db &gt; backup_$(date +%Y%m%d).sql</w:t>
             </w:r>
           </w:p>
         </w:tc>
@@ -6886,7 +5809,6 @@
           <w:rFonts w:hint="eastAsia"/>
         </w:rPr>
       </w:pPr>
-      <w:proofErr w:type="gramStart"/>
       <w:r>
         <w:rPr>
           <w:b/>
@@ -6894,17 +5816,7 @@
           <w:sz w:val="28"/>
           <w:szCs w:val="28"/>
         </w:rPr>
-        <w:t>7.6 数据库</w:t>
-      </w:r>
-      <w:proofErr w:type="gramEnd"/>
-      <w:r>
-        <w:rPr>
-          <w:b/>
-          <w:color w:val="2F5496"/>
-          <w:sz w:val="28"/>
-          <w:szCs w:val="28"/>
-        </w:rPr>
-        <w:t>恢复</w:t>
+        <w:t>7.6 数据库恢复</w:t>
       </w:r>
     </w:p>
     <w:tbl>
@@ -6926,12 +5838,6 @@
         <w:gridCol w:w="9026"/>
       </w:tblGrid>
       <w:tr>
-        <w:tblPrEx>
-          <w:tblCellMar>
-            <w:top w:w="0" w:type="dxa"/>
-            <w:bottom w:w="0" w:type="dxa"/>
-          </w:tblCellMar>
-        </w:tblPrEx>
         <w:tc>
           <w:tcPr>
             <w:tcW w:w="0" w:type="auto"/>
@@ -6988,27 +5894,7 @@
           <w:sz w:val="32"/>
           <w:szCs w:val="32"/>
         </w:rPr>
-        <w:t>8</w:t>
-      </w:r>
-      <w:proofErr w:type="gramStart"/>
-      <w:r>
-        <w:rPr>
-          <w:b/>
-          <w:color w:val="1F4E79"/>
-          <w:sz w:val="32"/>
-          <w:szCs w:val="32"/>
-        </w:rPr>
-        <w:t>. 常见</w:t>
-      </w:r>
-      <w:proofErr w:type="gramEnd"/>
-      <w:r>
-        <w:rPr>
-          <w:b/>
-          <w:color w:val="1F4E79"/>
-          <w:sz w:val="32"/>
-          <w:szCs w:val="32"/>
-        </w:rPr>
-        <w:t>问题排查</w:t>
+        <w:t>8. 常见问题排查</w:t>
       </w:r>
     </w:p>
     <w:p>
@@ -7045,19 +5931,7 @@
         <w:rPr>
           <w:rFonts w:ascii="Consolas" w:hAnsi="Consolas"/>
         </w:rPr>
-        <w:t xml:space="preserve">docker-compose ps </w:t>
-      </w:r>
-      <w:r>
-        <w:rPr>
-          <w:rFonts w:ascii="Consolas" w:hAnsi="Consolas"/>
-        </w:rPr>
-        <w:t>显示状态为</w:t>
-      </w:r>
-      <w:r>
-        <w:rPr>
-          <w:rFonts w:ascii="Consolas" w:hAnsi="Consolas"/>
-        </w:rPr>
-        <w:t xml:space="preserve"> Exit</w:t>
+        <w:t>docker-compose ps 显示状态为 Exit</w:t>
       </w:r>
     </w:p>
     <w:p>
@@ -7092,12 +5966,6 @@
         <w:gridCol w:w="9026"/>
       </w:tblGrid>
       <w:tr>
-        <w:tblPrEx>
-          <w:tblCellMar>
-            <w:top w:w="0" w:type="dxa"/>
-            <w:bottom w:w="0" w:type="dxa"/>
-          </w:tblCellMar>
-        </w:tblPrEx>
         <w:tc>
           <w:tcPr>
             <w:tcW w:w="0" w:type="auto"/>
@@ -7157,13 +6025,8 @@
           <w:rFonts w:hint="eastAsia"/>
         </w:rPr>
       </w:pPr>
-      <w:proofErr w:type="gramStart"/>
-      <w:r>
-        <w:t>• 端口</w:t>
-      </w:r>
-      <w:proofErr w:type="gramEnd"/>
-      <w:r>
-        <w:t>被占用：检查 FRONTEND_EXPOSE_PORT 是否被其他程序占用</w:t>
+      <w:r>
+        <w:t>• 端口被占用：检查 FRONTEND_EXPOSE_PORT 是否被其他程序占用</w:t>
       </w:r>
     </w:p>
     <w:p>
@@ -7174,21 +6037,8 @@
           <w:rFonts w:hint="eastAsia"/>
         </w:rPr>
       </w:pPr>
-      <w:proofErr w:type="gramStart"/>
-      <w:r>
-        <w:t>• 环境</w:t>
-      </w:r>
-      <w:proofErr w:type="gramEnd"/>
-      <w:r>
-        <w:t>变量缺失：</w:t>
-      </w:r>
-      <w:proofErr w:type="gramStart"/>
-      <w:r>
-        <w:t>检查 .</w:t>
-      </w:r>
-      <w:proofErr w:type="gramEnd"/>
-      <w:r>
-        <w:t>env 文件中是否缺少必填项</w:t>
+      <w:r>
+        <w:t>• 环境变量缺失：检查 .env 文件中是否缺少必填项</w:t>
       </w:r>
     </w:p>
     <w:p>
@@ -7246,13 +6096,8 @@
           <w:rFonts w:hint="eastAsia"/>
         </w:rPr>
       </w:pPr>
-      <w:proofErr w:type="gramStart"/>
-      <w:r>
-        <w:t xml:space="preserve">• 检查 </w:t>
-      </w:r>
-      <w:proofErr w:type="gramEnd"/>
-      <w:r>
-        <w:t>WECHAT_APP_ID 和 WECHAT_APP_SECRET 是否正确</w:t>
+      <w:r>
+        <w:t>• 检查 WECHAT_APP_ID 和 WECHAT_APP_SECRET 是否正确</w:t>
       </w:r>
     </w:p>
     <w:p>
@@ -7263,21 +6108,8 @@
           <w:rFonts w:hint="eastAsia"/>
         </w:rPr>
       </w:pPr>
-      <w:proofErr w:type="gramStart"/>
-      <w:r>
-        <w:t>• 检查</w:t>
-      </w:r>
-      <w:proofErr w:type="gramEnd"/>
-      <w:r>
-        <w:t>用户是否已订阅该模板（errcode</w:t>
-      </w:r>
-      <w:proofErr w:type="gramStart"/>
-      <w:r>
-        <w:t>: 43101</w:t>
-      </w:r>
-      <w:proofErr w:type="gramEnd"/>
-      <w:r>
-        <w:t>）</w:t>
+      <w:r>
+        <w:t>• 检查用户是否已订阅该模板（errcode: 43101）</w:t>
       </w:r>
     </w:p>
     <w:p>
@@ -7288,13 +6120,8 @@
           <w:rFonts w:hint="eastAsia"/>
         </w:rPr>
       </w:pPr>
-      <w:proofErr w:type="gramStart"/>
-      <w:r>
-        <w:t>• 检查</w:t>
-      </w:r>
-      <w:proofErr w:type="gramEnd"/>
-      <w:r>
-        <w:t>模板 ID 是否与后台配置一致</w:t>
+      <w:r>
+        <w:t>• 检查模板 ID 是否与后台配置一致</w:t>
       </w:r>
     </w:p>
     <w:p>
@@ -7305,13 +6132,8 @@
           <w:rFonts w:hint="eastAsia"/>
         </w:rPr>
       </w:pPr>
-      <w:proofErr w:type="gramStart"/>
-      <w:r>
-        <w:t>• 检查</w:t>
-      </w:r>
-      <w:proofErr w:type="gramEnd"/>
-      <w:r>
-        <w:t>服务器域名是否已添加到微信后台的 request 合法域名列表</w:t>
+      <w:r>
+        <w:t>• 检查服务器域名是否已添加到微信后台的 request 合法域名列表</w:t>
       </w:r>
     </w:p>
     <w:p>
@@ -7342,31 +6164,23 @@
         <w:rPr>
           <w:b/>
         </w:rPr>
+        <w:t>现象：</w:t>
+      </w:r>
+      <w:r>
+        <w:t>上传图片时返回 500 或连接错误</w:t>
+      </w:r>
+    </w:p>
+    <w:p>
+      <w:pPr>
+        <w:rPr>
+          <w:rFonts w:hint="eastAsia"/>
+        </w:rPr>
+      </w:pPr>
+      <w:r>
+        <w:rPr>
+          <w:b/>
+        </w:rPr>
         <w:lastRenderedPageBreak/>
-        <w:t>现象：</w:t>
-      </w:r>
-      <w:r>
-        <w:t>上传图片时</w:t>
-      </w:r>
-      <w:proofErr w:type="gramStart"/>
-      <w:r>
-        <w:t xml:space="preserve">返回 500 </w:t>
-      </w:r>
-      <w:proofErr w:type="gramEnd"/>
-      <w:r>
-        <w:t>或连接错误</w:t>
-      </w:r>
-    </w:p>
-    <w:p>
-      <w:pPr>
-        <w:rPr>
-          <w:rFonts w:hint="eastAsia"/>
-        </w:rPr>
-      </w:pPr>
-      <w:r>
-        <w:rPr>
-          <w:b/>
-        </w:rPr>
         <w:t>排查：</w:t>
       </w:r>
     </w:p>
@@ -7378,21 +6192,8 @@
           <w:rFonts w:hint="eastAsia"/>
         </w:rPr>
       </w:pPr>
-      <w:proofErr w:type="gramStart"/>
-      <w:r>
-        <w:t xml:space="preserve">• 检查 </w:t>
-      </w:r>
-      <w:proofErr w:type="gramEnd"/>
-      <w:r>
-        <w:t>EASYIMAGE_ENDPOINT 是否写</w:t>
-      </w:r>
-      <w:proofErr w:type="gramStart"/>
-      <w:r>
-        <w:t>为 http://easyimage:7999（</w:t>
-      </w:r>
-      <w:proofErr w:type="gramEnd"/>
-      <w:r>
-        <w:t>不是外网 IP）</w:t>
+      <w:r>
+        <w:t>• 检查 EASYIMAGE_ENDPOINT 是否写为 http://easyimage:7999（不是外网 IP）</w:t>
       </w:r>
     </w:p>
     <w:p>
@@ -7403,13 +6204,8 @@
           <w:rFonts w:hint="eastAsia"/>
         </w:rPr>
       </w:pPr>
-      <w:proofErr w:type="gramStart"/>
-      <w:r>
-        <w:t xml:space="preserve">• 检查 </w:t>
-      </w:r>
-      <w:proofErr w:type="gramEnd"/>
-      <w:r>
-        <w:t>EASYIMAGE_TOKEN 是否正确</w:t>
+      <w:r>
+        <w:t>• 检查 EASYIMAGE_TOKEN 是否正确</w:t>
       </w:r>
     </w:p>
     <w:p>
@@ -7420,13 +6216,8 @@
           <w:rFonts w:hint="eastAsia"/>
         </w:rPr>
       </w:pPr>
-      <w:proofErr w:type="gramStart"/>
-      <w:r>
-        <w:t xml:space="preserve">• 登录 </w:t>
-      </w:r>
-      <w:proofErr w:type="gramEnd"/>
-      <w:r>
-        <w:t>EasyImage 后台确认 API 上传功能已开启</w:t>
+      <w:r>
+        <w:t>• 登录 EasyImage 后台确认 API 上传功能已开启</w:t>
       </w:r>
     </w:p>
     <w:p>
@@ -7437,13 +6228,8 @@
           <w:rFonts w:hint="eastAsia"/>
         </w:rPr>
       </w:pPr>
-      <w:proofErr w:type="gramStart"/>
-      <w:r>
-        <w:t>• 检查</w:t>
-      </w:r>
-      <w:proofErr w:type="gramEnd"/>
-      <w:r>
-        <w:t>图床目录是否有写入权限</w:t>
+      <w:r>
+        <w:t>• 检查图床目录是否有写入权限</w:t>
       </w:r>
     </w:p>
     <w:p>
@@ -7485,13 +6271,8 @@
           <w:rFonts w:hint="eastAsia"/>
         </w:rPr>
       </w:pPr>
-      <w:proofErr w:type="gramStart"/>
-      <w:r>
-        <w:t xml:space="preserve">• 确认 </w:t>
-      </w:r>
-      <w:proofErr w:type="gramEnd"/>
-      <w:r>
-        <w:t>FRONTEND_EXPOSE_PORT 是否对外暴露（FRONTEND_EXPOSE_HOST=0.0.0.0）</w:t>
+      <w:r>
+        <w:t>• 确认 FRONTEND_EXPOSE_PORT 是否对外暴露（FRONTEND_EXPOSE_HOST=0.0.0.0）</w:t>
       </w:r>
     </w:p>
     <w:p>
@@ -7502,13 +6283,8 @@
           <w:rFonts w:hint="eastAsia"/>
         </w:rPr>
       </w:pPr>
-      <w:proofErr w:type="gramStart"/>
-      <w:r>
-        <w:t>• 检查</w:t>
-      </w:r>
-      <w:proofErr w:type="gramEnd"/>
-      <w:r>
-        <w:t>防火墙是否开放对应端口</w:t>
+      <w:r>
+        <w:t>• 检查防火墙是否开放对应端口</w:t>
       </w:r>
     </w:p>
     <w:p>
@@ -7519,13 +6295,8 @@
           <w:rFonts w:hint="eastAsia"/>
         </w:rPr>
       </w:pPr>
-      <w:proofErr w:type="gramStart"/>
-      <w:r>
-        <w:t xml:space="preserve">• 检查 </w:t>
-      </w:r>
-      <w:proofErr w:type="gramEnd"/>
-      <w:r>
-        <w:t>Nginx 或 Docker 端口映射是否冲突</w:t>
+      <w:r>
+        <w:t>• 检查 Nginx 或 Docker 端口映射是否冲突</w:t>
       </w:r>
     </w:p>
     <w:p>
@@ -7543,27 +6314,7 @@
           <w:sz w:val="32"/>
           <w:szCs w:val="32"/>
         </w:rPr>
-        <w:t>9</w:t>
-      </w:r>
-      <w:proofErr w:type="gramStart"/>
-      <w:r>
-        <w:rPr>
-          <w:b/>
-          <w:color w:val="1F4E79"/>
-          <w:sz w:val="32"/>
-          <w:szCs w:val="32"/>
-        </w:rPr>
-        <w:t>. 安全</w:t>
-      </w:r>
-      <w:proofErr w:type="gramEnd"/>
-      <w:r>
-        <w:rPr>
-          <w:b/>
-          <w:color w:val="1F4E79"/>
-          <w:sz w:val="32"/>
-          <w:szCs w:val="32"/>
-        </w:rPr>
-        <w:t>建议</w:t>
+        <w:t>9. 安全建议</w:t>
       </w:r>
     </w:p>
     <w:tbl>
@@ -7590,12 +6341,6 @@
         <w:gridCol w:w="1500"/>
       </w:tblGrid>
       <w:tr>
-        <w:tblPrEx>
-          <w:tblCellMar>
-            <w:top w:w="0" w:type="dxa"/>
-            <w:bottom w:w="0" w:type="dxa"/>
-          </w:tblCellMar>
-        </w:tblPrEx>
         <w:trPr>
           <w:tblHeader/>
         </w:trPr>
@@ -7676,12 +6421,6 @@
         </w:tc>
       </w:tr>
       <w:tr>
-        <w:tblPrEx>
-          <w:tblCellMar>
-            <w:top w:w="0" w:type="dxa"/>
-            <w:bottom w:w="0" w:type="dxa"/>
-          </w:tblCellMar>
-        </w:tblPrEx>
         <w:tc>
           <w:tcPr>
             <w:tcW w:w="800" w:type="dxa"/>
@@ -7744,12 +6483,6 @@
         </w:tc>
       </w:tr>
       <w:tr>
-        <w:tblPrEx>
-          <w:tblCellMar>
-            <w:top w:w="0" w:type="dxa"/>
-            <w:bottom w:w="0" w:type="dxa"/>
-          </w:tblCellMar>
-        </w:tblPrEx>
         <w:tc>
           <w:tcPr>
             <w:tcW w:w="800" w:type="dxa"/>
@@ -7788,23 +6521,7 @@
                 <w:sz w:val="21"/>
                 <w:szCs w:val="21"/>
               </w:rPr>
-              <w:t>数据库密码使用强密码（</w:t>
-            </w:r>
-            <w:proofErr w:type="gramStart"/>
-            <w:r>
-              <w:rPr>
-                <w:sz w:val="21"/>
-                <w:szCs w:val="21"/>
-              </w:rPr>
-              <w:t xml:space="preserve">至少 16 </w:t>
-            </w:r>
-            <w:proofErr w:type="gramEnd"/>
-            <w:r>
-              <w:rPr>
-                <w:sz w:val="21"/>
-                <w:szCs w:val="21"/>
-              </w:rPr>
-              <w:t>位，含大小写+数字+特殊字符）</w:t>
+              <w:t>数据库密码使用强密码（至少 16 位，含大小写+数字+特殊字符）</w:t>
             </w:r>
           </w:p>
         </w:tc>
@@ -7831,12 +6548,6 @@
         </w:tc>
       </w:tr>
       <w:tr>
-        <w:tblPrEx>
-          <w:tblCellMar>
-            <w:top w:w="0" w:type="dxa"/>
-            <w:bottom w:w="0" w:type="dxa"/>
-          </w:tblCellMar>
-        </w:tblPrEx>
         <w:tc>
           <w:tcPr>
             <w:tcW w:w="800" w:type="dxa"/>
@@ -7899,12 +6610,6 @@
         </w:tc>
       </w:tr>
       <w:tr>
-        <w:tblPrEx>
-          <w:tblCellMar>
-            <w:top w:w="0" w:type="dxa"/>
-            <w:bottom w:w="0" w:type="dxa"/>
-          </w:tblCellMar>
-        </w:tblPrEx>
         <w:tc>
           <w:tcPr>
             <w:tcW w:w="800" w:type="dxa"/>
@@ -7970,12 +6675,6 @@
         </w:tc>
       </w:tr>
       <w:tr>
-        <w:tblPrEx>
-          <w:tblCellMar>
-            <w:top w:w="0" w:type="dxa"/>
-            <w:bottom w:w="0" w:type="dxa"/>
-          </w:tblCellMar>
-        </w:tblPrEx>
         <w:tc>
           <w:tcPr>
             <w:tcW w:w="800" w:type="dxa"/>
@@ -8012,17 +6711,8 @@
                 <w:sz w:val="21"/>
                 <w:szCs w:val="21"/>
               </w:rPr>
-              <w:t>限制服务器端口暴露范围，非必要端口仅</w:t>
-            </w:r>
-            <w:proofErr w:type="gramStart"/>
-            <w:r>
-              <w:rPr>
-                <w:sz w:val="21"/>
-                <w:szCs w:val="21"/>
-              </w:rPr>
-              <w:t>监听 127.0.0.1</w:t>
-            </w:r>
-            <w:proofErr w:type="gramEnd"/>
+              <w:t>限制服务器端口暴露范围，非必要端口仅监听 127.0.0.1</w:t>
+            </w:r>
           </w:p>
         </w:tc>
         <w:tc>
@@ -8047,12 +6737,6 @@
         </w:tc>
       </w:tr>
       <w:tr>
-        <w:tblPrEx>
-          <w:tblCellMar>
-            <w:top w:w="0" w:type="dxa"/>
-            <w:bottom w:w="0" w:type="dxa"/>
-          </w:tblCellMar>
-        </w:tblPrEx>
         <w:tc>
           <w:tcPr>
             <w:tcW w:w="800" w:type="dxa"/>
@@ -8138,21 +6822,12 @@
           <w:rFonts w:hint="eastAsia"/>
         </w:rPr>
       </w:pPr>
-      <w:proofErr w:type="gramStart"/>
       <w:r>
         <w:rPr>
           <w:sz w:val="21"/>
           <w:szCs w:val="21"/>
         </w:rPr>
-        <w:t>⚠ 如果</w:t>
-      </w:r>
-      <w:proofErr w:type="gramEnd"/>
-      <w:r>
-        <w:rPr>
-          <w:sz w:val="21"/>
-          <w:szCs w:val="21"/>
-        </w:rPr>
-        <w:t>你的环境变量中有 JWT_SECRET 或类似配置，请务必在首次部署时修改为随机值。</w:t>
+        <w:t>⚠ 如果你的环境变量中有 JWT_SECRET 或类似配置，请务必在首次部署时修改为随机值。</w:t>
       </w:r>
     </w:p>
     <w:p>
@@ -8170,27 +6845,7 @@
           <w:sz w:val="32"/>
           <w:szCs w:val="32"/>
         </w:rPr>
-        <w:t>10</w:t>
-      </w:r>
-      <w:proofErr w:type="gramStart"/>
-      <w:r>
-        <w:rPr>
-          <w:b/>
-          <w:color w:val="1F4E79"/>
-          <w:sz w:val="32"/>
-          <w:szCs w:val="32"/>
-        </w:rPr>
-        <w:t>. 附录</w:t>
-      </w:r>
-      <w:proofErr w:type="gramEnd"/>
-      <w:r>
-        <w:rPr>
-          <w:b/>
-          <w:color w:val="1F4E79"/>
-          <w:sz w:val="32"/>
-          <w:szCs w:val="32"/>
-        </w:rPr>
-        <w:t>一：Docker 安装指南</w:t>
+        <w:t>10. 附录一：Docker 安装指南</w:t>
       </w:r>
     </w:p>
     <w:p>
@@ -8230,12 +6885,6 @@
         <w:gridCol w:w="9026"/>
       </w:tblGrid>
       <w:tr>
-        <w:tblPrEx>
-          <w:tblCellMar>
-            <w:top w:w="0" w:type="dxa"/>
-            <w:bottom w:w="0" w:type="dxa"/>
-          </w:tblCellMar>
-        </w:tblPrEx>
         <w:tc>
           <w:tcPr>
             <w:tcW w:w="0" w:type="auto"/>
@@ -8254,24 +6903,38 @@
                 <w:rFonts w:hint="eastAsia"/>
               </w:rPr>
             </w:pPr>
-            <w:proofErr w:type="gramStart"/>
-            <w:r>
-              <w:rPr>
-                <w:rFonts w:ascii="Consolas" w:eastAsia="Consolas" w:hAnsi="Consolas"/>
-                <w:sz w:val="20"/>
-                <w:szCs w:val="20"/>
-              </w:rPr>
-              <w:t># 更新</w:t>
-            </w:r>
-            <w:proofErr w:type="gramEnd"/>
-            <w:r>
-              <w:rPr>
-                <w:rFonts w:ascii="Consolas" w:eastAsia="Consolas" w:hAnsi="Consolas"/>
-                <w:sz w:val="20"/>
-                <w:szCs w:val="20"/>
-              </w:rPr>
-              <w:t>软件包</w:t>
-            </w:r>
+            <w:r>
+              <w:rPr>
+                <w:rFonts w:ascii="Consolas" w:eastAsia="Consolas" w:hAnsi="Consolas"/>
+                <w:sz w:val="20"/>
+                <w:szCs w:val="20"/>
+              </w:rPr>
+              <w:t># 更新软件包</w:t>
+            </w:r>
+          </w:p>
+          <w:p>
+            <w:pPr>
+              <w:spacing w:after="0" w:line="240" w:lineRule="auto"/>
+              <w:rPr>
+                <w:rFonts w:hint="eastAsia"/>
+              </w:rPr>
+            </w:pPr>
+            <w:r>
+              <w:rPr>
+                <w:rFonts w:ascii="Consolas" w:eastAsia="Consolas" w:hAnsi="Consolas"/>
+                <w:sz w:val="20"/>
+                <w:szCs w:val="20"/>
+              </w:rPr>
+              <w:t>sudo apt update</w:t>
+            </w:r>
+          </w:p>
+          <w:p>
+            <w:pPr>
+              <w:spacing w:after="0" w:line="240" w:lineRule="auto"/>
+              <w:rPr>
+                <w:rFonts w:hint="eastAsia"/>
+              </w:rPr>
+            </w:pPr>
           </w:p>
           <w:p>
             <w:pPr>
@@ -8287,41 +6950,7 @@
                 <w:szCs w:val="20"/>
               </w:rPr>
               <w:lastRenderedPageBreak/>
-              <w:t>sudo apt update</w:t>
-            </w:r>
-          </w:p>
-          <w:p>
-            <w:pPr>
-              <w:spacing w:after="0" w:line="240" w:lineRule="auto"/>
-              <w:rPr>
-                <w:rFonts w:hint="eastAsia"/>
-              </w:rPr>
-            </w:pPr>
-          </w:p>
-          <w:p>
-            <w:pPr>
-              <w:spacing w:after="0" w:line="240" w:lineRule="auto"/>
-              <w:rPr>
-                <w:rFonts w:hint="eastAsia"/>
-              </w:rPr>
-            </w:pPr>
-            <w:proofErr w:type="gramStart"/>
-            <w:r>
-              <w:rPr>
-                <w:rFonts w:ascii="Consolas" w:eastAsia="Consolas" w:hAnsi="Consolas"/>
-                <w:sz w:val="20"/>
-                <w:szCs w:val="20"/>
-              </w:rPr>
-              <w:t># 安装</w:t>
-            </w:r>
-            <w:proofErr w:type="gramEnd"/>
-            <w:r>
-              <w:rPr>
-                <w:rFonts w:ascii="Consolas" w:eastAsia="Consolas" w:hAnsi="Consolas"/>
-                <w:sz w:val="20"/>
-                <w:szCs w:val="20"/>
-              </w:rPr>
-              <w:t>依赖</w:t>
+              <w:t># 安装依赖</w:t>
             </w:r>
           </w:p>
           <w:p>
@@ -8355,23 +6984,13 @@
                 <w:rFonts w:hint="eastAsia"/>
               </w:rPr>
             </w:pPr>
-            <w:proofErr w:type="gramStart"/>
-            <w:r>
-              <w:rPr>
-                <w:rFonts w:ascii="Consolas" w:eastAsia="Consolas" w:hAnsi="Consolas"/>
-                <w:sz w:val="20"/>
-                <w:szCs w:val="20"/>
-              </w:rPr>
-              <w:t xml:space="preserve"># 安装 </w:t>
-            </w:r>
-            <w:proofErr w:type="gramEnd"/>
-            <w:r>
-              <w:rPr>
-                <w:rFonts w:ascii="Consolas" w:eastAsia="Consolas" w:hAnsi="Consolas"/>
-                <w:sz w:val="20"/>
-                <w:szCs w:val="20"/>
-              </w:rPr>
-              <w:t>Docker</w:t>
+            <w:r>
+              <w:rPr>
+                <w:rFonts w:ascii="Consolas" w:eastAsia="Consolas" w:hAnsi="Consolas"/>
+                <w:sz w:val="20"/>
+                <w:szCs w:val="20"/>
+              </w:rPr>
+              <w:t># 安装 Docker</w:t>
             </w:r>
           </w:p>
           <w:p>
@@ -8405,23 +7024,13 @@
                 <w:rFonts w:hint="eastAsia"/>
               </w:rPr>
             </w:pPr>
-            <w:proofErr w:type="gramStart"/>
-            <w:r>
-              <w:rPr>
-                <w:rFonts w:ascii="Consolas" w:eastAsia="Consolas" w:hAnsi="Consolas"/>
-                <w:sz w:val="20"/>
-                <w:szCs w:val="20"/>
-              </w:rPr>
-              <w:t xml:space="preserve"># 启动 </w:t>
-            </w:r>
-            <w:proofErr w:type="gramEnd"/>
-            <w:r>
-              <w:rPr>
-                <w:rFonts w:ascii="Consolas" w:eastAsia="Consolas" w:hAnsi="Consolas"/>
-                <w:sz w:val="20"/>
-                <w:szCs w:val="20"/>
-              </w:rPr>
-              <w:t>Docker</w:t>
+            <w:r>
+              <w:rPr>
+                <w:rFonts w:ascii="Consolas" w:eastAsia="Consolas" w:hAnsi="Consolas"/>
+                <w:sz w:val="20"/>
+                <w:szCs w:val="20"/>
+              </w:rPr>
+              <w:t># 启动 Docker</w:t>
             </w:r>
           </w:p>
           <w:p>
@@ -8471,23 +7080,13 @@
                 <w:rFonts w:hint="eastAsia"/>
               </w:rPr>
             </w:pPr>
-            <w:proofErr w:type="gramStart"/>
-            <w:r>
-              <w:rPr>
-                <w:rFonts w:ascii="Consolas" w:eastAsia="Consolas" w:hAnsi="Consolas"/>
-                <w:sz w:val="20"/>
-                <w:szCs w:val="20"/>
-              </w:rPr>
-              <w:t xml:space="preserve"># 安装 </w:t>
-            </w:r>
-            <w:proofErr w:type="gramEnd"/>
-            <w:r>
-              <w:rPr>
-                <w:rFonts w:ascii="Consolas" w:eastAsia="Consolas" w:hAnsi="Consolas"/>
-                <w:sz w:val="20"/>
-                <w:szCs w:val="20"/>
-              </w:rPr>
-              <w:t>Docker Compose 插件</w:t>
+            <w:r>
+              <w:rPr>
+                <w:rFonts w:ascii="Consolas" w:eastAsia="Consolas" w:hAnsi="Consolas"/>
+                <w:sz w:val="20"/>
+                <w:szCs w:val="20"/>
+              </w:rPr>
+              <w:t># 安装 Docker Compose 插件</w:t>
             </w:r>
           </w:p>
           <w:p>
@@ -8554,12 +7153,6 @@
         <w:gridCol w:w="9026"/>
       </w:tblGrid>
       <w:tr>
-        <w:tblPrEx>
-          <w:tblCellMar>
-            <w:top w:w="0" w:type="dxa"/>
-            <w:bottom w:w="0" w:type="dxa"/>
-          </w:tblCellMar>
-        </w:tblPrEx>
         <w:tc>
           <w:tcPr>
             <w:tcW w:w="0" w:type="auto"/>
@@ -8578,23 +7171,13 @@
                 <w:rFonts w:hint="eastAsia"/>
               </w:rPr>
             </w:pPr>
-            <w:proofErr w:type="gramStart"/>
-            <w:r>
-              <w:rPr>
-                <w:rFonts w:ascii="Consolas" w:eastAsia="Consolas" w:hAnsi="Consolas"/>
-                <w:sz w:val="20"/>
-                <w:szCs w:val="20"/>
-              </w:rPr>
-              <w:t># 安装</w:t>
-            </w:r>
-            <w:proofErr w:type="gramEnd"/>
-            <w:r>
-              <w:rPr>
-                <w:rFonts w:ascii="Consolas" w:eastAsia="Consolas" w:hAnsi="Consolas"/>
-                <w:sz w:val="20"/>
-                <w:szCs w:val="20"/>
-              </w:rPr>
-              <w:t>依赖</w:t>
+            <w:r>
+              <w:rPr>
+                <w:rFonts w:ascii="Consolas" w:eastAsia="Consolas" w:hAnsi="Consolas"/>
+                <w:sz w:val="20"/>
+                <w:szCs w:val="20"/>
+              </w:rPr>
+              <w:t># 安装依赖</w:t>
             </w:r>
           </w:p>
           <w:p>
@@ -8628,23 +7211,13 @@
                 <w:rFonts w:hint="eastAsia"/>
               </w:rPr>
             </w:pPr>
-            <w:proofErr w:type="gramStart"/>
-            <w:r>
-              <w:rPr>
-                <w:rFonts w:ascii="Consolas" w:eastAsia="Consolas" w:hAnsi="Consolas"/>
-                <w:sz w:val="20"/>
-                <w:szCs w:val="20"/>
-              </w:rPr>
-              <w:t xml:space="preserve"># 添加 </w:t>
-            </w:r>
-            <w:proofErr w:type="gramEnd"/>
-            <w:r>
-              <w:rPr>
-                <w:rFonts w:ascii="Consolas" w:eastAsia="Consolas" w:hAnsi="Consolas"/>
-                <w:sz w:val="20"/>
-                <w:szCs w:val="20"/>
-              </w:rPr>
-              <w:t>Docker 仓库</w:t>
+            <w:r>
+              <w:rPr>
+                <w:rFonts w:ascii="Consolas" w:eastAsia="Consolas" w:hAnsi="Consolas"/>
+                <w:sz w:val="20"/>
+                <w:szCs w:val="20"/>
+              </w:rPr>
+              <w:t># 添加 Docker 仓库</w:t>
             </w:r>
           </w:p>
           <w:p>
@@ -8678,23 +7251,13 @@
                 <w:rFonts w:hint="eastAsia"/>
               </w:rPr>
             </w:pPr>
-            <w:proofErr w:type="gramStart"/>
-            <w:r>
-              <w:rPr>
-                <w:rFonts w:ascii="Consolas" w:eastAsia="Consolas" w:hAnsi="Consolas"/>
-                <w:sz w:val="20"/>
-                <w:szCs w:val="20"/>
-              </w:rPr>
-              <w:t xml:space="preserve"># 安装 </w:t>
-            </w:r>
-            <w:proofErr w:type="gramEnd"/>
-            <w:r>
-              <w:rPr>
-                <w:rFonts w:ascii="Consolas" w:eastAsia="Consolas" w:hAnsi="Consolas"/>
-                <w:sz w:val="20"/>
-                <w:szCs w:val="20"/>
-              </w:rPr>
-              <w:t>Docker</w:t>
+            <w:r>
+              <w:rPr>
+                <w:rFonts w:ascii="Consolas" w:eastAsia="Consolas" w:hAnsi="Consolas"/>
+                <w:sz w:val="20"/>
+                <w:szCs w:val="20"/>
+              </w:rPr>
+              <w:t># 安装 Docker</w:t>
             </w:r>
           </w:p>
           <w:p>
@@ -8728,23 +7291,13 @@
                 <w:rFonts w:hint="eastAsia"/>
               </w:rPr>
             </w:pPr>
-            <w:proofErr w:type="gramStart"/>
-            <w:r>
-              <w:rPr>
-                <w:rFonts w:ascii="Consolas" w:eastAsia="Consolas" w:hAnsi="Consolas"/>
-                <w:sz w:val="20"/>
-                <w:szCs w:val="20"/>
-              </w:rPr>
-              <w:t xml:space="preserve"># 启动 </w:t>
-            </w:r>
-            <w:proofErr w:type="gramEnd"/>
-            <w:r>
-              <w:rPr>
-                <w:rFonts w:ascii="Consolas" w:eastAsia="Consolas" w:hAnsi="Consolas"/>
-                <w:sz w:val="20"/>
-                <w:szCs w:val="20"/>
-              </w:rPr>
-              <w:t>Docker</w:t>
+            <w:r>
+              <w:rPr>
+                <w:rFonts w:ascii="Consolas" w:eastAsia="Consolas" w:hAnsi="Consolas"/>
+                <w:sz w:val="20"/>
+                <w:szCs w:val="20"/>
+              </w:rPr>
+              <w:t># 启动 Docker</w:t>
             </w:r>
           </w:p>
           <w:p>
@@ -8794,23 +7347,13 @@
                 <w:rFonts w:hint="eastAsia"/>
               </w:rPr>
             </w:pPr>
-            <w:proofErr w:type="gramStart"/>
-            <w:r>
-              <w:rPr>
-                <w:rFonts w:ascii="Consolas" w:eastAsia="Consolas" w:hAnsi="Consolas"/>
-                <w:sz w:val="20"/>
-                <w:szCs w:val="20"/>
-              </w:rPr>
-              <w:t xml:space="preserve"># 安装 </w:t>
-            </w:r>
-            <w:proofErr w:type="gramEnd"/>
-            <w:r>
-              <w:rPr>
-                <w:rFonts w:ascii="Consolas" w:eastAsia="Consolas" w:hAnsi="Consolas"/>
-                <w:sz w:val="20"/>
-                <w:szCs w:val="20"/>
-              </w:rPr>
-              <w:t>Docker Compose 插件</w:t>
+            <w:r>
+              <w:rPr>
+                <w:rFonts w:ascii="Consolas" w:eastAsia="Consolas" w:hAnsi="Consolas"/>
+                <w:sz w:val="20"/>
+                <w:szCs w:val="20"/>
+              </w:rPr>
+              <w:t># 安装 Docker Compose 插件</w:t>
             </w:r>
           </w:p>
           <w:p>
@@ -8867,15 +7410,7 @@
         </w:rPr>
       </w:pPr>
       <w:r>
-        <w:t>1</w:t>
-      </w:r>
-      <w:proofErr w:type="gramStart"/>
-      <w:r>
-        <w:t>. 下载</w:t>
-      </w:r>
-      <w:proofErr w:type="gramEnd"/>
-      <w:r>
-        <w:t>并安装 Docker Desktop for Windows</w:t>
+        <w:t>1. 下载并安装 Docker Desktop for Windows</w:t>
       </w:r>
     </w:p>
     <w:p>
@@ -8887,23 +7422,7 @@
         </w:rPr>
       </w:pPr>
       <w:r>
-        <w:t>2</w:t>
-      </w:r>
-      <w:proofErr w:type="gramStart"/>
-      <w:r>
-        <w:t>. 安装</w:t>
-      </w:r>
-      <w:proofErr w:type="gramEnd"/>
-      <w:r>
-        <w:t>过程中</w:t>
-      </w:r>
-      <w:proofErr w:type="gramStart"/>
-      <w:r>
-        <w:t>启用 WSL2</w:t>
-      </w:r>
-      <w:proofErr w:type="gramEnd"/>
-      <w:r>
-        <w:t>（推荐）</w:t>
+        <w:t>2. 安装过程中启用 WSL2（推荐）</w:t>
       </w:r>
     </w:p>
     <w:p>
@@ -8915,15 +7434,7 @@
         </w:rPr>
       </w:pPr>
       <w:r>
-        <w:t>3</w:t>
-      </w:r>
-      <w:proofErr w:type="gramStart"/>
-      <w:r>
-        <w:t>. 安装</w:t>
-      </w:r>
-      <w:proofErr w:type="gramEnd"/>
-      <w:r>
-        <w:t>完成后重启电脑</w:t>
+        <w:t>3. 安装完成后重启电脑</w:t>
       </w:r>
     </w:p>
     <w:p>
@@ -8935,15 +7446,7 @@
         </w:rPr>
       </w:pPr>
       <w:r>
-        <w:t>4</w:t>
-      </w:r>
-      <w:proofErr w:type="gramStart"/>
-      <w:r>
-        <w:t xml:space="preserve">. 打开 </w:t>
-      </w:r>
-      <w:proofErr w:type="gramEnd"/>
-      <w:r>
-        <w:t>PowerShell 验证安装：docker --version</w:t>
+        <w:t>4. 打开 PowerShell 验证安装：docker --version</w:t>
       </w:r>
     </w:p>
     <w:p>
@@ -8962,45 +7465,17 @@
           <w:szCs w:val="32"/>
         </w:rPr>
         <w:lastRenderedPageBreak/>
-        <w:t>11</w:t>
-      </w:r>
-      <w:proofErr w:type="gramStart"/>
-      <w:r>
-        <w:rPr>
-          <w:b/>
-          <w:color w:val="1F4E79"/>
-          <w:sz w:val="32"/>
-          <w:szCs w:val="32"/>
-        </w:rPr>
-        <w:t>. 附录</w:t>
-      </w:r>
-      <w:proofErr w:type="gramEnd"/>
-      <w:r>
-        <w:rPr>
-          <w:b/>
-          <w:color w:val="1F4E79"/>
-          <w:sz w:val="32"/>
-          <w:szCs w:val="32"/>
-        </w:rPr>
-        <w:t>二：环境变量完整说明</w:t>
-      </w:r>
-    </w:p>
-    <w:p>
-      <w:pPr>
-        <w:rPr>
-          <w:rFonts w:hint="eastAsia"/>
-        </w:rPr>
-      </w:pPr>
-      <w:r>
-        <w:t>以下环境变量可以</w:t>
-      </w:r>
-      <w:proofErr w:type="gramStart"/>
-      <w:r>
-        <w:t>在 .</w:t>
-      </w:r>
-      <w:proofErr w:type="gramEnd"/>
-      <w:r>
-        <w:t>env 文件中配置：</w:t>
+        <w:t>11. 附录二：环境变量完整说明</w:t>
+      </w:r>
+    </w:p>
+    <w:p>
+      <w:pPr>
+        <w:rPr>
+          <w:rFonts w:hint="eastAsia"/>
+        </w:rPr>
+      </w:pPr>
+      <w:r>
+        <w:t>以下环境变量可以在 .env 文件中配置：</w:t>
       </w:r>
     </w:p>
     <w:tbl>
@@ -9022,12 +7497,6 @@
         <w:gridCol w:w="9026"/>
       </w:tblGrid>
       <w:tr>
-        <w:tblPrEx>
-          <w:tblCellMar>
-            <w:top w:w="0" w:type="dxa"/>
-            <w:bottom w:w="0" w:type="dxa"/>
-          </w:tblCellMar>
-        </w:tblPrEx>
         <w:tc>
           <w:tcPr>
             <w:tcW w:w="0" w:type="auto"/>
@@ -9062,23 +7531,13 @@
                 <w:rFonts w:hint="eastAsia"/>
               </w:rPr>
             </w:pPr>
-            <w:proofErr w:type="gramStart"/>
-            <w:r>
-              <w:rPr>
-                <w:rFonts w:ascii="Consolas" w:eastAsia="Consolas" w:hAnsi="Consolas"/>
-                <w:sz w:val="20"/>
-                <w:szCs w:val="20"/>
-              </w:rPr>
-              <w:t># 数据库</w:t>
-            </w:r>
-            <w:proofErr w:type="gramEnd"/>
-            <w:r>
-              <w:rPr>
-                <w:rFonts w:ascii="Consolas" w:eastAsia="Consolas" w:hAnsi="Consolas"/>
-                <w:sz w:val="20"/>
-                <w:szCs w:val="20"/>
-              </w:rPr>
-              <w:t>配置</w:t>
+            <w:r>
+              <w:rPr>
+                <w:rFonts w:ascii="Consolas" w:eastAsia="Consolas" w:hAnsi="Consolas"/>
+                <w:sz w:val="20"/>
+                <w:szCs w:val="20"/>
+              </w:rPr>
+              <w:t># 数据库配置</w:t>
             </w:r>
           </w:p>
           <w:p>
@@ -9110,281 +7569,127 @@
                 <w:sz w:val="20"/>
                 <w:szCs w:val="20"/>
               </w:rPr>
-              <w:t>DB_USER=</w:t>
-            </w:r>
-            <w:proofErr w:type="gramStart"/>
-            <w:r>
-              <w:rPr>
-                <w:rFonts w:ascii="Consolas" w:eastAsia="Consolas" w:hAnsi="Consolas"/>
-                <w:sz w:val="20"/>
-                <w:szCs w:val="20"/>
-              </w:rPr>
-              <w:t xml:space="preserve">postgres                 # </w:t>
-            </w:r>
-            <w:proofErr w:type="gramEnd"/>
-            <w:r>
-              <w:rPr>
-                <w:rFonts w:ascii="Consolas" w:eastAsia="Consolas" w:hAnsi="Consolas"/>
-                <w:sz w:val="20"/>
-                <w:szCs w:val="20"/>
-              </w:rPr>
-              <w:t>数据库用户名</w:t>
-            </w:r>
-          </w:p>
-          <w:p>
-            <w:pPr>
-              <w:spacing w:after="0" w:line="240" w:lineRule="auto"/>
-              <w:rPr>
-                <w:rFonts w:hint="eastAsia"/>
-              </w:rPr>
-            </w:pPr>
-            <w:r>
-              <w:rPr>
-                <w:rFonts w:ascii="Consolas" w:eastAsia="Consolas" w:hAnsi="Consolas"/>
-                <w:sz w:val="20"/>
-                <w:szCs w:val="20"/>
-              </w:rPr>
-              <w:t>DB_PASSWORD=</w:t>
-            </w:r>
-            <w:proofErr w:type="gramStart"/>
-            <w:r>
-              <w:rPr>
-                <w:rFonts w:ascii="Consolas" w:eastAsia="Consolas" w:hAnsi="Consolas"/>
-                <w:sz w:val="20"/>
-                <w:szCs w:val="20"/>
-              </w:rPr>
-              <w:t xml:space="preserve">your_password        # </w:t>
-            </w:r>
-            <w:proofErr w:type="gramEnd"/>
-            <w:r>
-              <w:rPr>
-                <w:rFonts w:ascii="Consolas" w:eastAsia="Consolas" w:hAnsi="Consolas"/>
-                <w:sz w:val="20"/>
-                <w:szCs w:val="20"/>
-              </w:rPr>
-              <w:t>数据库密码（必改）</w:t>
-            </w:r>
-          </w:p>
-          <w:p>
-            <w:pPr>
-              <w:spacing w:after="0" w:line="240" w:lineRule="auto"/>
-              <w:rPr>
-                <w:rFonts w:hint="eastAsia"/>
-              </w:rPr>
-            </w:pPr>
-            <w:r>
-              <w:rPr>
-                <w:rFonts w:ascii="Consolas" w:eastAsia="Consolas" w:hAnsi="Consolas"/>
-                <w:sz w:val="20"/>
-                <w:szCs w:val="20"/>
-              </w:rPr>
-              <w:t>DB_NAME=</w:t>
-            </w:r>
-            <w:proofErr w:type="gramStart"/>
-            <w:r>
-              <w:rPr>
-                <w:rFonts w:ascii="Consolas" w:eastAsia="Consolas" w:hAnsi="Consolas"/>
-                <w:sz w:val="20"/>
-                <w:szCs w:val="20"/>
-              </w:rPr>
-              <w:t xml:space="preserve">repair_db                # </w:t>
-            </w:r>
-            <w:proofErr w:type="gramEnd"/>
-            <w:r>
-              <w:rPr>
-                <w:rFonts w:ascii="Consolas" w:eastAsia="Consolas" w:hAnsi="Consolas"/>
-                <w:sz w:val="20"/>
-                <w:szCs w:val="20"/>
-              </w:rPr>
-              <w:t>数据库名称</w:t>
-            </w:r>
-          </w:p>
-          <w:p>
-            <w:pPr>
-              <w:spacing w:after="0" w:line="240" w:lineRule="auto"/>
-              <w:rPr>
-                <w:rFonts w:hint="eastAsia"/>
-              </w:rPr>
-            </w:pPr>
-            <w:r>
-              <w:rPr>
-                <w:rFonts w:ascii="Consolas" w:eastAsia="Consolas" w:hAnsi="Consolas"/>
-                <w:sz w:val="20"/>
-                <w:szCs w:val="20"/>
-              </w:rPr>
-              <w:t>DB_HOST=</w:t>
-            </w:r>
-            <w:proofErr w:type="gramStart"/>
-            <w:r>
-              <w:rPr>
-                <w:rFonts w:ascii="Consolas" w:eastAsia="Consolas" w:hAnsi="Consolas"/>
-                <w:sz w:val="20"/>
-                <w:szCs w:val="20"/>
-              </w:rPr>
-              <w:t xml:space="preserve">postgres                 # </w:t>
-            </w:r>
-            <w:proofErr w:type="gramEnd"/>
-            <w:r>
-              <w:rPr>
-                <w:rFonts w:ascii="Consolas" w:eastAsia="Consolas" w:hAnsi="Consolas"/>
-                <w:sz w:val="20"/>
-                <w:szCs w:val="20"/>
-              </w:rPr>
-              <w:t>数据库主机名（固定）</w:t>
-            </w:r>
-          </w:p>
-          <w:p>
-            <w:pPr>
-              <w:spacing w:after="0" w:line="240" w:lineRule="auto"/>
-              <w:rPr>
-                <w:rFonts w:hint="eastAsia"/>
-              </w:rPr>
-            </w:pPr>
-            <w:r>
-              <w:rPr>
-                <w:rFonts w:ascii="Consolas" w:eastAsia="Consolas" w:hAnsi="Consolas"/>
-                <w:sz w:val="20"/>
-                <w:szCs w:val="20"/>
-              </w:rPr>
-              <w:t>DB_PORT=</w:t>
-            </w:r>
-            <w:proofErr w:type="gramStart"/>
-            <w:r>
-              <w:rPr>
-                <w:rFonts w:ascii="Consolas" w:eastAsia="Consolas" w:hAnsi="Consolas"/>
-                <w:sz w:val="20"/>
-                <w:szCs w:val="20"/>
-              </w:rPr>
-              <w:t xml:space="preserve">5432                     # </w:t>
-            </w:r>
-            <w:proofErr w:type="gramEnd"/>
-            <w:r>
-              <w:rPr>
-                <w:rFonts w:ascii="Consolas" w:eastAsia="Consolas" w:hAnsi="Consolas"/>
-                <w:sz w:val="20"/>
-                <w:szCs w:val="20"/>
-              </w:rPr>
-              <w:t>数据库端口</w:t>
-            </w:r>
-          </w:p>
-          <w:p>
-            <w:pPr>
-              <w:spacing w:after="0" w:line="240" w:lineRule="auto"/>
-              <w:rPr>
-                <w:rFonts w:hint="eastAsia"/>
-              </w:rPr>
-            </w:pPr>
-            <w:r>
-              <w:rPr>
-                <w:rFonts w:ascii="Consolas" w:eastAsia="Consolas" w:hAnsi="Consolas"/>
-                <w:sz w:val="20"/>
-                <w:szCs w:val="20"/>
-              </w:rPr>
-              <w:t>DB_SSLMODE=</w:t>
-            </w:r>
-            <w:proofErr w:type="gramStart"/>
-            <w:r>
-              <w:rPr>
-                <w:rFonts w:ascii="Consolas" w:eastAsia="Consolas" w:hAnsi="Consolas"/>
-                <w:sz w:val="20"/>
-                <w:szCs w:val="20"/>
-              </w:rPr>
-              <w:t xml:space="preserve">disable               # </w:t>
-            </w:r>
-            <w:proofErr w:type="gramEnd"/>
-            <w:r>
-              <w:rPr>
-                <w:rFonts w:ascii="Consolas" w:eastAsia="Consolas" w:hAnsi="Consolas"/>
-                <w:sz w:val="20"/>
-                <w:szCs w:val="20"/>
-              </w:rPr>
-              <w:t>连接模式</w:t>
-            </w:r>
-          </w:p>
-          <w:p>
-            <w:pPr>
-              <w:spacing w:after="0" w:line="240" w:lineRule="auto"/>
-              <w:rPr>
-                <w:rFonts w:hint="eastAsia"/>
-              </w:rPr>
-            </w:pPr>
-          </w:p>
-          <w:p>
-            <w:pPr>
-              <w:spacing w:after="0" w:line="240" w:lineRule="auto"/>
-              <w:rPr>
-                <w:rFonts w:hint="eastAsia"/>
-              </w:rPr>
-            </w:pPr>
-            <w:proofErr w:type="gramStart"/>
-            <w:r>
-              <w:rPr>
-                <w:rFonts w:ascii="Consolas" w:eastAsia="Consolas" w:hAnsi="Consolas"/>
-                <w:sz w:val="20"/>
-                <w:szCs w:val="20"/>
-              </w:rPr>
-              <w:t># 启动</w:t>
-            </w:r>
-            <w:proofErr w:type="gramEnd"/>
-            <w:r>
-              <w:rPr>
-                <w:rFonts w:ascii="Consolas" w:eastAsia="Consolas" w:hAnsi="Consolas"/>
-                <w:sz w:val="20"/>
-                <w:szCs w:val="20"/>
-              </w:rPr>
-              <w:t>时自动执行 GORM AutoMigrate:</w:t>
-            </w:r>
-          </w:p>
-          <w:p>
-            <w:pPr>
-              <w:spacing w:after="0" w:line="240" w:lineRule="auto"/>
-              <w:rPr>
-                <w:rFonts w:hint="eastAsia"/>
-              </w:rPr>
-            </w:pPr>
-            <w:r>
-              <w:rPr>
-                <w:rFonts w:ascii="Consolas" w:eastAsia="Consolas" w:hAnsi="Consolas"/>
-                <w:sz w:val="20"/>
-                <w:szCs w:val="20"/>
-              </w:rPr>
-              <w:t xml:space="preserve">#   </w:t>
-            </w:r>
-            <w:proofErr w:type="gramStart"/>
-            <w:r>
-              <w:rPr>
-                <w:rFonts w:ascii="Consolas" w:eastAsia="Consolas" w:hAnsi="Consolas"/>
-                <w:sz w:val="20"/>
-                <w:szCs w:val="20"/>
-              </w:rPr>
-              <w:t>true  =</w:t>
-            </w:r>
-            <w:proofErr w:type="gramEnd"/>
-            <w:r>
-              <w:rPr>
-                <w:rFonts w:ascii="Consolas" w:eastAsia="Consolas" w:hAnsi="Consolas"/>
-                <w:sz w:val="20"/>
-                <w:szCs w:val="20"/>
-              </w:rPr>
-              <w:t xml:space="preserve"> 首次</w:t>
-            </w:r>
-            <w:proofErr w:type="gramStart"/>
-            <w:r>
-              <w:rPr>
-                <w:rFonts w:ascii="Consolas" w:eastAsia="Consolas" w:hAnsi="Consolas"/>
-                <w:sz w:val="20"/>
-                <w:szCs w:val="20"/>
-              </w:rPr>
-              <w:t xml:space="preserve">部署 / </w:t>
-            </w:r>
-            <w:proofErr w:type="gramEnd"/>
-            <w:r>
-              <w:rPr>
-                <w:rFonts w:ascii="Consolas" w:eastAsia="Consolas" w:hAnsi="Consolas"/>
-                <w:sz w:val="20"/>
-                <w:szCs w:val="20"/>
-              </w:rPr>
-              <w:t>全新库时建议打开</w:t>
+              <w:t>DB_USER=postgres                 # 数据库用户名</w:t>
+            </w:r>
+          </w:p>
+          <w:p>
+            <w:pPr>
+              <w:spacing w:after="0" w:line="240" w:lineRule="auto"/>
+              <w:rPr>
+                <w:rFonts w:hint="eastAsia"/>
+              </w:rPr>
+            </w:pPr>
+            <w:r>
+              <w:rPr>
+                <w:rFonts w:ascii="Consolas" w:eastAsia="Consolas" w:hAnsi="Consolas"/>
+                <w:sz w:val="20"/>
+                <w:szCs w:val="20"/>
+              </w:rPr>
+              <w:t>DB_PASSWORD=your_password        # 数据库密码（必改）</w:t>
+            </w:r>
+          </w:p>
+          <w:p>
+            <w:pPr>
+              <w:spacing w:after="0" w:line="240" w:lineRule="auto"/>
+              <w:rPr>
+                <w:rFonts w:hint="eastAsia"/>
+              </w:rPr>
+            </w:pPr>
+            <w:r>
+              <w:rPr>
+                <w:rFonts w:ascii="Consolas" w:eastAsia="Consolas" w:hAnsi="Consolas"/>
+                <w:sz w:val="20"/>
+                <w:szCs w:val="20"/>
+              </w:rPr>
+              <w:t>DB_NAME=repair_db                # 数据库名称</w:t>
+            </w:r>
+          </w:p>
+          <w:p>
+            <w:pPr>
+              <w:spacing w:after="0" w:line="240" w:lineRule="auto"/>
+              <w:rPr>
+                <w:rFonts w:hint="eastAsia"/>
+              </w:rPr>
+            </w:pPr>
+            <w:r>
+              <w:rPr>
+                <w:rFonts w:ascii="Consolas" w:eastAsia="Consolas" w:hAnsi="Consolas"/>
+                <w:sz w:val="20"/>
+                <w:szCs w:val="20"/>
+              </w:rPr>
+              <w:t>DB_HOST=postgres                 # 数据库主机名（固定）</w:t>
+            </w:r>
+          </w:p>
+          <w:p>
+            <w:pPr>
+              <w:spacing w:after="0" w:line="240" w:lineRule="auto"/>
+              <w:rPr>
+                <w:rFonts w:hint="eastAsia"/>
+              </w:rPr>
+            </w:pPr>
+            <w:r>
+              <w:rPr>
+                <w:rFonts w:ascii="Consolas" w:eastAsia="Consolas" w:hAnsi="Consolas"/>
+                <w:sz w:val="20"/>
+                <w:szCs w:val="20"/>
+              </w:rPr>
+              <w:t>DB_PORT=5432                     # 数据库端口</w:t>
+            </w:r>
+          </w:p>
+          <w:p>
+            <w:pPr>
+              <w:spacing w:after="0" w:line="240" w:lineRule="auto"/>
+              <w:rPr>
+                <w:rFonts w:hint="eastAsia"/>
+              </w:rPr>
+            </w:pPr>
+            <w:r>
+              <w:rPr>
+                <w:rFonts w:ascii="Consolas" w:eastAsia="Consolas" w:hAnsi="Consolas"/>
+                <w:sz w:val="20"/>
+                <w:szCs w:val="20"/>
+              </w:rPr>
+              <w:t>DB_SSLMODE=disable               # 连接模式</w:t>
+            </w:r>
+          </w:p>
+          <w:p>
+            <w:pPr>
+              <w:spacing w:after="0" w:line="240" w:lineRule="auto"/>
+              <w:rPr>
+                <w:rFonts w:hint="eastAsia"/>
+              </w:rPr>
+            </w:pPr>
+          </w:p>
+          <w:p>
+            <w:pPr>
+              <w:spacing w:after="0" w:line="240" w:lineRule="auto"/>
+              <w:rPr>
+                <w:rFonts w:hint="eastAsia"/>
+              </w:rPr>
+            </w:pPr>
+            <w:r>
+              <w:rPr>
+                <w:rFonts w:ascii="Consolas" w:eastAsia="Consolas" w:hAnsi="Consolas"/>
+                <w:sz w:val="20"/>
+                <w:szCs w:val="20"/>
+              </w:rPr>
+              <w:t># 启动时自动执行 GORM AutoMigrate:</w:t>
+            </w:r>
+          </w:p>
+          <w:p>
+            <w:pPr>
+              <w:spacing w:after="0" w:line="240" w:lineRule="auto"/>
+              <w:rPr>
+                <w:rFonts w:hint="eastAsia"/>
+              </w:rPr>
+            </w:pPr>
+            <w:r>
+              <w:rPr>
+                <w:rFonts w:ascii="Consolas" w:eastAsia="Consolas" w:hAnsi="Consolas"/>
+                <w:sz w:val="20"/>
+                <w:szCs w:val="20"/>
+              </w:rPr>
+              <w:t>#   true  = 首次部署 / 全新库时建议打开</w:t>
             </w:r>
           </w:p>
           <w:p>
@@ -9450,23 +7755,13 @@
                 <w:rFonts w:hint="eastAsia"/>
               </w:rPr>
             </w:pPr>
-            <w:proofErr w:type="gramStart"/>
-            <w:r>
-              <w:rPr>
-                <w:rFonts w:ascii="Consolas" w:eastAsia="Consolas" w:hAnsi="Consolas"/>
-                <w:sz w:val="20"/>
-                <w:szCs w:val="20"/>
-              </w:rPr>
-              <w:t># 后</w:t>
-            </w:r>
-            <w:proofErr w:type="gramEnd"/>
-            <w:r>
-              <w:rPr>
-                <w:rFonts w:ascii="Consolas" w:eastAsia="Consolas" w:hAnsi="Consolas"/>
-                <w:sz w:val="20"/>
-                <w:szCs w:val="20"/>
-              </w:rPr>
-              <w:t>端服务配置</w:t>
+            <w:r>
+              <w:rPr>
+                <w:rFonts w:ascii="Consolas" w:eastAsia="Consolas" w:hAnsi="Consolas"/>
+                <w:sz w:val="20"/>
+                <w:szCs w:val="20"/>
+              </w:rPr>
+              <w:t># 后端服务配置</w:t>
             </w:r>
           </w:p>
           <w:p>
@@ -9498,161 +7793,71 @@
                 <w:sz w:val="20"/>
                 <w:szCs w:val="20"/>
               </w:rPr>
-              <w:t>EASYIMAGE_ENDPOINT=</w:t>
-            </w:r>
-            <w:proofErr w:type="gramStart"/>
-            <w:r>
-              <w:rPr>
-                <w:rFonts w:ascii="Consolas" w:eastAsia="Consolas" w:hAnsi="Consolas"/>
-                <w:sz w:val="20"/>
-                <w:szCs w:val="20"/>
-              </w:rPr>
-              <w:t>http://easyimage:7999  #</w:t>
-            </w:r>
-            <w:proofErr w:type="gramEnd"/>
-            <w:r>
-              <w:rPr>
-                <w:rFonts w:ascii="Consolas" w:eastAsia="Consolas" w:hAnsi="Consolas"/>
-                <w:sz w:val="20"/>
-                <w:szCs w:val="20"/>
-              </w:rPr>
-              <w:t xml:space="preserve"> 图床内网地址（固定）</w:t>
-            </w:r>
-          </w:p>
-          <w:p>
-            <w:pPr>
-              <w:spacing w:after="0" w:line="240" w:lineRule="auto"/>
-              <w:rPr>
-                <w:rFonts w:hint="eastAsia"/>
-              </w:rPr>
-            </w:pPr>
-            <w:r>
-              <w:rPr>
-                <w:rFonts w:ascii="Consolas" w:eastAsia="Consolas" w:hAnsi="Consolas"/>
-                <w:sz w:val="20"/>
-                <w:szCs w:val="20"/>
-              </w:rPr>
-              <w:t>EASYIMAGE_TOKEN=</w:t>
-            </w:r>
-            <w:proofErr w:type="gramStart"/>
-            <w:r>
-              <w:rPr>
-                <w:rFonts w:ascii="Consolas" w:eastAsia="Consolas" w:hAnsi="Consolas"/>
-                <w:sz w:val="20"/>
-                <w:szCs w:val="20"/>
-              </w:rPr>
-              <w:t xml:space="preserve">your_token                # </w:t>
-            </w:r>
-            <w:proofErr w:type="gramEnd"/>
-            <w:r>
-              <w:rPr>
-                <w:rFonts w:ascii="Consolas" w:eastAsia="Consolas" w:hAnsi="Consolas"/>
-                <w:sz w:val="20"/>
-                <w:szCs w:val="20"/>
-              </w:rPr>
-              <w:t>图床 API Token</w:t>
-            </w:r>
-          </w:p>
-          <w:p>
-            <w:pPr>
-              <w:spacing w:after="0" w:line="240" w:lineRule="auto"/>
-              <w:rPr>
-                <w:rFonts w:hint="eastAsia"/>
-              </w:rPr>
-            </w:pPr>
-            <w:r>
-              <w:rPr>
-                <w:rFonts w:ascii="Consolas" w:eastAsia="Consolas" w:hAnsi="Consolas"/>
-                <w:sz w:val="20"/>
-                <w:szCs w:val="20"/>
-              </w:rPr>
-              <w:t>WECHAT_APP_ID=</w:t>
-            </w:r>
-            <w:proofErr w:type="gramStart"/>
-            <w:r>
-              <w:rPr>
-                <w:rFonts w:ascii="Consolas" w:eastAsia="Consolas" w:hAnsi="Consolas"/>
-                <w:sz w:val="20"/>
-                <w:szCs w:val="20"/>
-              </w:rPr>
-              <w:t xml:space="preserve">wx1234567890                # </w:t>
-            </w:r>
-            <w:proofErr w:type="gramEnd"/>
-            <w:r>
-              <w:rPr>
-                <w:rFonts w:ascii="Consolas" w:eastAsia="Consolas" w:hAnsi="Consolas"/>
-                <w:sz w:val="20"/>
-                <w:szCs w:val="20"/>
-              </w:rPr>
-              <w:t>小程序 AppID</w:t>
-            </w:r>
-          </w:p>
-          <w:p>
-            <w:pPr>
-              <w:spacing w:after="0" w:line="240" w:lineRule="auto"/>
-              <w:rPr>
-                <w:rFonts w:hint="eastAsia"/>
-              </w:rPr>
-            </w:pPr>
-            <w:r>
-              <w:rPr>
-                <w:rFonts w:ascii="Consolas" w:eastAsia="Consolas" w:hAnsi="Consolas"/>
-                <w:sz w:val="20"/>
-                <w:szCs w:val="20"/>
-              </w:rPr>
-              <w:t>WECHAT_APP_SECRET=</w:t>
-            </w:r>
-            <w:proofErr w:type="gramStart"/>
-            <w:r>
-              <w:rPr>
-                <w:rFonts w:ascii="Consolas" w:eastAsia="Consolas" w:hAnsi="Consolas"/>
-                <w:sz w:val="20"/>
-                <w:szCs w:val="20"/>
-              </w:rPr>
-              <w:t xml:space="preserve">abcdef123456            # </w:t>
-            </w:r>
-            <w:proofErr w:type="gramEnd"/>
-            <w:r>
-              <w:rPr>
-                <w:rFonts w:ascii="Consolas" w:eastAsia="Consolas" w:hAnsi="Consolas"/>
-                <w:sz w:val="20"/>
-                <w:szCs w:val="20"/>
-              </w:rPr>
-              <w:t>小程序 AppSecret</w:t>
-            </w:r>
-          </w:p>
-          <w:p>
-            <w:pPr>
-              <w:spacing w:after="0" w:line="240" w:lineRule="auto"/>
-              <w:rPr>
-                <w:rFonts w:hint="eastAsia"/>
-              </w:rPr>
-            </w:pPr>
-            <w:r>
-              <w:rPr>
-                <w:rFonts w:ascii="Consolas" w:eastAsia="Consolas" w:hAnsi="Consolas"/>
-                <w:sz w:val="20"/>
-                <w:szCs w:val="20"/>
-              </w:rPr>
-              <w:t>JWT_SECRET=</w:t>
-            </w:r>
-            <w:proofErr w:type="gramStart"/>
-            <w:r>
-              <w:rPr>
-                <w:rFonts w:ascii="Consolas" w:eastAsia="Consolas" w:hAnsi="Consolas"/>
-                <w:sz w:val="20"/>
-                <w:szCs w:val="20"/>
-              </w:rPr>
-              <w:t xml:space="preserve">your_jwt_secret                # </w:t>
-            </w:r>
-            <w:proofErr w:type="gramEnd"/>
-            <w:r>
-              <w:rPr>
-                <w:rFonts w:ascii="Consolas" w:eastAsia="Consolas" w:hAnsi="Consolas"/>
-                <w:sz w:val="20"/>
-                <w:szCs w:val="20"/>
-              </w:rPr>
-              <w:t>JWT 密钥（必改，建议32位随机字符串）</w:t>
+              <w:t>EASYIMAGE_ENDPOINT=http://easyimage:7999  # 图床内网地址（固定）</w:t>
+            </w:r>
+          </w:p>
+          <w:p>
+            <w:pPr>
+              <w:spacing w:after="0" w:line="240" w:lineRule="auto"/>
+              <w:rPr>
+                <w:rFonts w:hint="eastAsia"/>
+              </w:rPr>
+            </w:pPr>
+            <w:r>
+              <w:rPr>
+                <w:rFonts w:ascii="Consolas" w:eastAsia="Consolas" w:hAnsi="Consolas"/>
+                <w:sz w:val="20"/>
+                <w:szCs w:val="20"/>
+              </w:rPr>
+              <w:t>EASYIMAGE_TOKEN=your_token                # 图床 API Token</w:t>
+            </w:r>
+          </w:p>
+          <w:p>
+            <w:pPr>
+              <w:spacing w:after="0" w:line="240" w:lineRule="auto"/>
+              <w:rPr>
+                <w:rFonts w:hint="eastAsia"/>
+              </w:rPr>
+            </w:pPr>
+            <w:r>
+              <w:rPr>
+                <w:rFonts w:ascii="Consolas" w:eastAsia="Consolas" w:hAnsi="Consolas"/>
+                <w:sz w:val="20"/>
+                <w:szCs w:val="20"/>
+              </w:rPr>
+              <w:t>WECHAT_APP_ID=wx1234567890                # 小程序 AppID</w:t>
+            </w:r>
+          </w:p>
+          <w:p>
+            <w:pPr>
+              <w:spacing w:after="0" w:line="240" w:lineRule="auto"/>
+              <w:rPr>
+                <w:rFonts w:hint="eastAsia"/>
+              </w:rPr>
+            </w:pPr>
+            <w:r>
+              <w:rPr>
+                <w:rFonts w:ascii="Consolas" w:eastAsia="Consolas" w:hAnsi="Consolas"/>
+                <w:sz w:val="20"/>
+                <w:szCs w:val="20"/>
+              </w:rPr>
+              <w:t>WECHAT_APP_SECRET=abcdef123456            # 小程序 AppSecret</w:t>
+            </w:r>
+          </w:p>
+          <w:p>
+            <w:pPr>
+              <w:spacing w:after="0" w:line="240" w:lineRule="auto"/>
+              <w:rPr>
+                <w:rFonts w:hint="eastAsia"/>
+              </w:rPr>
+            </w:pPr>
+            <w:r>
+              <w:rPr>
+                <w:rFonts w:ascii="Consolas" w:eastAsia="Consolas" w:hAnsi="Consolas"/>
+                <w:sz w:val="20"/>
+                <w:szCs w:val="20"/>
+              </w:rPr>
+              <w:t>JWT_SECRET=your_jwt_secret                # JWT 密钥（必改，建议32位随机字符串）</w:t>
             </w:r>
           </w:p>
           <w:p>
@@ -9689,7 +7894,6 @@
                 <w:lang w:val="en-US"/>
               </w:rPr>
             </w:pPr>
-            <w:proofErr w:type="gramStart"/>
             <w:r>
               <w:rPr>
                 <w:rFonts w:ascii="Consolas" w:eastAsia="Consolas" w:hAnsi="Consolas"/>
@@ -9705,16 +7909,7 @@
                 <w:sz w:val="20"/>
                 <w:szCs w:val="20"/>
               </w:rPr>
-              <w:t>端口</w:t>
-            </w:r>
-            <w:proofErr w:type="gramEnd"/>
-            <w:r>
-              <w:rPr>
-                <w:rFonts w:ascii="Consolas" w:eastAsia="Consolas" w:hAnsi="Consolas"/>
-                <w:sz w:val="20"/>
-                <w:szCs w:val="20"/>
-              </w:rPr>
-              <w:t>映射配置</w:t>
+              <w:t>端口映射配置</w:t>
             </w:r>
           </w:p>
           <w:p>
@@ -9867,37 +8062,12 @@
           <w:rFonts w:hint="eastAsia"/>
         </w:rPr>
       </w:pPr>
-      <w:proofErr w:type="gramStart"/>
       <w:r>
         <w:rPr>
           <w:sz w:val="21"/>
           <w:szCs w:val="21"/>
         </w:rPr>
-        <w:t>⚠ 注意</w:t>
-      </w:r>
-      <w:proofErr w:type="gramEnd"/>
-      <w:r>
-        <w:rPr>
-          <w:sz w:val="21"/>
-          <w:szCs w:val="21"/>
-        </w:rPr>
-        <w:t>：EASYIMAGE_ENDPOINT 必须保持</w:t>
-      </w:r>
-      <w:proofErr w:type="gramStart"/>
-      <w:r>
-        <w:rPr>
-          <w:sz w:val="21"/>
-          <w:szCs w:val="21"/>
-        </w:rPr>
-        <w:t>为 http://easyimage:7999</w:t>
-      </w:r>
-      <w:proofErr w:type="gramEnd"/>
-      <w:r>
-        <w:rPr>
-          <w:sz w:val="21"/>
-          <w:szCs w:val="21"/>
-        </w:rPr>
-        <w:t>，这是 Docker 容器间的内网通信地址，不要改为外网 IP 或域名。</w:t>
+        <w:t>⚠ 注意：EASYIMAGE_ENDPOINT 必须保持为 http://easyimage:7999，这是 Docker 容器间的内网通信地址，不要改为外网 IP 或域名。</w:t>
       </w:r>
     </w:p>
     <w:p>
@@ -9915,27 +8085,7 @@
           <w:sz w:val="32"/>
           <w:szCs w:val="32"/>
         </w:rPr>
-        <w:t>12</w:t>
-      </w:r>
-      <w:proofErr w:type="gramStart"/>
-      <w:r>
-        <w:rPr>
-          <w:b/>
-          <w:color w:val="1F4E79"/>
-          <w:sz w:val="32"/>
-          <w:szCs w:val="32"/>
-        </w:rPr>
-        <w:t>. 联系</w:t>
-      </w:r>
-      <w:proofErr w:type="gramEnd"/>
-      <w:r>
-        <w:rPr>
-          <w:b/>
-          <w:color w:val="1F4E79"/>
-          <w:sz w:val="32"/>
-          <w:szCs w:val="32"/>
-        </w:rPr>
-        <w:t>方式</w:t>
+        <w:t>12. 联系方式</w:t>
       </w:r>
     </w:p>
     <w:p>
@@ -9972,12 +8122,6 @@
         <w:gridCol w:w="3263"/>
       </w:tblGrid>
       <w:tr>
-        <w:tblPrEx>
-          <w:tblCellMar>
-            <w:top w:w="0" w:type="dxa"/>
-            <w:bottom w:w="0" w:type="dxa"/>
-          </w:tblCellMar>
-        </w:tblPrEx>
         <w:trPr>
           <w:tblHeader/>
         </w:trPr>
@@ -10002,6 +8146,7 @@
                 <w:sz w:val="21"/>
                 <w:szCs w:val="21"/>
               </w:rPr>
+              <w:lastRenderedPageBreak/>
               <w:t>角色</w:t>
             </w:r>
           </w:p>
@@ -10058,12 +8203,6 @@
         </w:tc>
       </w:tr>
       <w:tr>
-        <w:tblPrEx>
-          <w:tblCellMar>
-            <w:top w:w="0" w:type="dxa"/>
-            <w:bottom w:w="0" w:type="dxa"/>
-          </w:tblCellMar>
-        </w:tblPrEx>
         <w:tc>
           <w:tcPr>
             <w:tcW w:w="2500" w:type="dxa"/>
@@ -10642,6 +8781,7 @@
   <w:style w:type="character" w:default="1" w:styleId="a0">
     <w:name w:val="Default Paragraph Font"/>
     <w:uiPriority w:val="1"/>
+    <w:semiHidden/>
     <w:unhideWhenUsed/>
   </w:style>
   <w:style w:type="table" w:default="1" w:styleId="a1">
